--- a/arb/docx/64.content.docx
+++ b/arb/docx/64.content.docx
@@ -32,19 +32,19 @@
     </w:p>
     <w:p>
       <w:pPr>
-        <w:pStyle w:val="Heading2"/>
         <w:bidi/>
       </w:pPr>
       <w:r>
         <w:rPr>
           <w:lang w:val="ar_AE" w:bidi="ar_AE"/>
         </w:rPr>
-        <w:t>License Information</w:t>
-      </w:r>
-      <w:r>
-        <w:rPr>
-          <w:lang w:val="ar_AE" w:bidi="ar_AE"/>
-        </w:rPr>
+      </w:r>
+      <w:r>
+        <w:rPr>
+          <w:b/>
+          <w:lang w:val="ar_AE" w:bidi="ar_AE"/>
+        </w:rPr>
+        <w:t>Aquifer Open Study Notes</w:t>
       </w:r>
     </w:p>
     <w:p>
@@ -58,22 +58,9 @@
       </w:r>
       <w:r>
         <w:rPr>
-          <w:b/>
-          <w:lang w:val="ar_AE" w:bidi="ar_AE"/>
-        </w:rPr>
-        <w:t>ملاحظات الدراسة (تينديل)</w:t>
-      </w:r>
-      <w:r>
-        <w:rPr>
-          <w:lang w:val="ar_AE" w:bidi="ar_AE"/>
-        </w:rPr>
-        <w:t xml:space="preserve"> (Arabic) is based on</w:t>
-      </w:r>
-      <w:r>
-        <w:rPr>
-          <w:lang w:val="ar_AE" w:bidi="ar_AE"/>
-        </w:rPr>
-        <w:t xml:space="preserve">: </w:t>
+          <w:lang w:val="ar_AE" w:bidi="ar_AE"/>
+        </w:rPr>
+        <w:t xml:space="preserve">This work is an adaptation of </w:t>
       </w:r>
       <w:r>
         <w:rPr>
@@ -85,48 +72,19 @@
         <w:rPr>
           <w:lang w:val="ar_AE" w:bidi="ar_AE"/>
         </w:rPr>
-        <w:t xml:space="preserve">, </w:t>
-      </w:r>
-      <w:hyperlink r:id="rId13">
-        <w:r>
-          <w:rPr>
-            <w:lang w:val="ar_AE" w:bidi="ar_AE"/>
-          </w:rPr>
-          <w:rPr>
-            <w:color w:val="0000EE"/>
-            <w:u w:val="single"/>
-          </w:rPr>
-          <w:t>Tyndale House Publishers</w:t>
-        </w:r>
-      </w:hyperlink>
-      <w:r>
-        <w:rPr>
-          <w:lang w:val="ar_AE" w:bidi="ar_AE"/>
-        </w:rPr>
-        <w:t xml:space="preserve">, 2019, which is licensed under a </w:t>
-      </w:r>
-      <w:hyperlink r:id="rId14">
-        <w:r>
-          <w:rPr>
-            <w:lang w:val="ar_AE" w:bidi="ar_AE"/>
-          </w:rPr>
-          <w:rPr>
-            <w:color w:val="0000EE"/>
-            <w:u w:val="single"/>
-          </w:rPr>
-          <w:t>CC BY-SA 4.0 license</w:t>
-        </w:r>
-      </w:hyperlink>
-      <w:r>
-        <w:rPr>
-          <w:lang w:val="ar_AE" w:bidi="ar_AE"/>
-        </w:rPr>
-        <w:t>.</w:t>
-      </w:r>
-      <w:r>
-        <w:rPr>
-          <w:lang w:val="ar_AE" w:bidi="ar_AE"/>
-        </w:rPr>
+        <w:t xml:space="preserve"> © 2023 Tyndale House Publishers, licensed under the CC BY-SA 4.0 license. The adaptation, </w:t>
+      </w:r>
+      <w:r>
+        <w:rPr>
+          <w:lang w:val="ar_AE" w:bidi="ar_AE"/>
+        </w:rPr>
+        <w:t>Aquifer Open Study Notes</w:t>
+      </w:r>
+      <w:r>
+        <w:rPr>
+          <w:lang w:val="ar_AE" w:bidi="ar_AE"/>
+        </w:rPr>
+        <w:t>, was created by Mission Mutual and is also licensed under CC BY-SA 4.0.</w:t>
       </w:r>
     </w:p>
     <w:p>
@@ -142,7 +100,7 @@
         <w:rPr>
           <w:lang w:val="ar_AE" w:bidi="ar_AE"/>
         </w:rPr>
-        <w:t>This PDF version is provided under the same license.</w:t>
+        <w:t>This resource has been adapted into multiple languages, including English, Tok Pisin, Arabic (عربي), French (Français), Hindi (हिंदी), Indonesian (Bahasa Indonesia), Portuguese (Português), Russian (Русский), Spanish (Español), Swahili (Kiswahili), and Simplified Chinese (简体中文).</w:t>
       </w:r>
       <w:r>
         <w:rPr>
@@ -342,7 +300,7 @@
         </w:rPr>
         <w:t xml:space="preserve">). • هناك عدة أشخاص باسم غايس في العهد الجديد (انظر </w:t>
       </w:r>
-      <w:hyperlink r:id="rId15">
+      <w:hyperlink r:id="rId13">
         <w:r>
           <w:rPr>
             <w:lang w:val="ar_AE" w:bidi="ar_AE"/>
@@ -360,7 +318,7 @@
         </w:rPr>
         <w:t xml:space="preserve">; </w:t>
       </w:r>
-      <w:hyperlink r:id="rId16">
+      <w:hyperlink r:id="rId14">
         <w:r>
           <w:rPr>
             <w:lang w:val="ar_AE" w:bidi="ar_AE"/>
@@ -378,7 +336,7 @@
         </w:rPr>
         <w:t xml:space="preserve">; </w:t>
       </w:r>
-      <w:hyperlink r:id="rId17">
+      <w:hyperlink r:id="rId15">
         <w:r>
           <w:rPr>
             <w:lang w:val="ar_AE" w:bidi="ar_AE"/>
@@ -396,7 +354,7 @@
         </w:rPr>
         <w:t xml:space="preserve">; </w:t>
       </w:r>
-      <w:hyperlink r:id="rId18">
+      <w:hyperlink r:id="rId16">
         <w:r>
           <w:rPr>
             <w:lang w:val="ar_AE" w:bidi="ar_AE"/>
@@ -533,7 +491,7 @@
         </w:rPr>
         <w:t xml:space="preserve">) على الأرجح مبعوثي يوحنا الذين كانوا يسافرون من كنيسة إلى أخرى، يُعَلِّمون الأخبار السارة ويشجعون المؤمنين (انظر </w:t>
       </w:r>
-      <w:hyperlink r:id="rId19">
+      <w:hyperlink r:id="rId17">
         <w:r>
           <w:rPr>
             <w:lang w:val="ar_AE" w:bidi="ar_AE"/>
@@ -551,7 +509,7 @@
         </w:rPr>
         <w:t xml:space="preserve">, </w:t>
       </w:r>
-      <w:hyperlink r:id="rId20">
+      <w:hyperlink r:id="rId18">
         <w:r>
           <w:rPr>
             <w:lang w:val="ar_AE" w:bidi="ar_AE"/>
@@ -569,7 +527,7 @@
         </w:rPr>
         <w:t xml:space="preserve">). • كَمَا أَنَّكَ تَسْلُكُ بِالْحَقِّ: كان غايس مُخْلِصًا لإنجيل الرسل الخاص بيسوع المسيح. بينما أنكر المُعَلِّمون الكذبة حقيقة التجسد أو الموت الكفاري ليسوع المسيح (قارن </w:t>
       </w:r>
-      <w:hyperlink r:id="rId21">
+      <w:hyperlink r:id="rId19">
         <w:r>
           <w:rPr>
             <w:lang w:val="ar_AE" w:bidi="ar_AE"/>
@@ -640,7 +598,7 @@
         </w:rPr>
         <w:t xml:space="preserve">كما في 2 يوحنا (انظر </w:t>
       </w:r>
-      <w:hyperlink r:id="rId22">
+      <w:hyperlink r:id="rId20">
         <w:r>
           <w:rPr>
             <w:lang w:val="ar_AE" w:bidi="ar_AE"/>
@@ -658,7 +616,7 @@
         </w:rPr>
         <w:t>)، يركز يوحنا على معرفة واتِّبَاع الحق على عكس ديوتريفس وأتباعه (</w:t>
       </w:r>
-      <w:hyperlink r:id="rId23">
+      <w:hyperlink r:id="rId21">
         <w:r>
           <w:rPr>
             <w:lang w:val="ar_AE" w:bidi="ar_AE"/>
@@ -742,7 +700,7 @@
         </w:rPr>
         <w:t>) الذين أرسلهم يوحنا من كنيسة إلى أخرى لتأكيد تعليم الرُسل عن المسيح (</w:t>
       </w:r>
-      <w:hyperlink r:id="rId24">
+      <w:hyperlink r:id="rId22">
         <w:r>
           <w:rPr>
             <w:lang w:val="ar_AE" w:bidi="ar_AE"/>
@@ -813,7 +771,7 @@
         </w:rPr>
         <w:t>يُشجع يوحنا الآن غايس على مواصلة دعم المُعَلِّمين المتجولين الذين أرسلهم يوحنا (</w:t>
       </w:r>
-      <w:hyperlink r:id="rId25">
+      <w:hyperlink r:id="rId23">
         <w:r>
           <w:rPr>
             <w:lang w:val="ar_AE" w:bidi="ar_AE"/>
@@ -884,7 +842,7 @@
         </w:rPr>
         <w:t>من المرجح أن الكنيسة هنا كانت في أفسس، حيث كان يوحنا يقيم على الأغلب. وقد كانت أفسس مدينة ساحلية مهمة في مقاطعة آسيا، ورابع أكبر مدينة في الإمبراطورية الرومانية. كما أصبحت مدينة ذات أهمية كبيرة للمجتمع المسيحي (</w:t>
       </w:r>
-      <w:hyperlink r:id="rId26">
+      <w:hyperlink r:id="rId24">
         <w:r>
           <w:rPr>
             <w:lang w:val="ar_AE" w:bidi="ar_AE"/>
@@ -902,7 +860,7 @@
         </w:rPr>
         <w:t xml:space="preserve">; </w:t>
       </w:r>
-      <w:hyperlink r:id="rId27">
+      <w:hyperlink r:id="rId25">
         <w:r>
           <w:rPr>
             <w:lang w:val="ar_AE" w:bidi="ar_AE"/>
@@ -920,7 +878,7 @@
         </w:rPr>
         <w:t xml:space="preserve">; </w:t>
       </w:r>
-      <w:hyperlink r:id="rId28">
+      <w:hyperlink r:id="rId26">
         <w:r>
           <w:rPr>
             <w:lang w:val="ar_AE" w:bidi="ar_AE"/>
@@ -938,7 +896,7 @@
         </w:rPr>
         <w:t xml:space="preserve">; </w:t>
       </w:r>
-      <w:hyperlink r:id="rId29">
+      <w:hyperlink r:id="rId27">
         <w:r>
           <w:rPr>
             <w:lang w:val="ar_AE" w:bidi="ar_AE"/>
@@ -1035,7 +993,7 @@
         </w:rPr>
         <w:t xml:space="preserve"> كان يشير إلى يسوع المسيح (انظر </w:t>
       </w:r>
-      <w:hyperlink r:id="rId30">
+      <w:hyperlink r:id="rId28">
         <w:r>
           <w:rPr>
             <w:lang w:val="ar_AE" w:bidi="ar_AE"/>
@@ -1053,7 +1011,7 @@
         </w:rPr>
         <w:t xml:space="preserve">). • اختار المُعَلِّمون المتجولون عدم قبول أي شيء يُعرض عليهم من أشخاص ليسوا مؤمنين، بل أن يعتمدوا بالكامل على الكنائس لدعمهم. لذلك يصبح المؤمنون الذين يدعمون المُعَلِّمين المتجولين الشرعيين شركاء لهم في تعليمهم الحق (انظر </w:t>
       </w:r>
-      <w:hyperlink r:id="rId31">
+      <w:hyperlink r:id="rId29">
         <w:r>
           <w:rPr>
             <w:lang w:val="ar_AE" w:bidi="ar_AE"/>
@@ -1071,7 +1029,7 @@
         </w:rPr>
         <w:t xml:space="preserve">; </w:t>
       </w:r>
-      <w:hyperlink r:id="rId32">
+      <w:hyperlink r:id="rId30">
         <w:r>
           <w:rPr>
             <w:lang w:val="ar_AE" w:bidi="ar_AE"/>
@@ -1142,7 +1100,7 @@
         </w:rPr>
         <w:t xml:space="preserve">كَتَبْتُ إِلَى الْكَنِيسَةِ بخصوص هذا الأمر: قد يشير ذلك إلى 1 يوحنا أو إلى رسالة مفقودة الآن. • دِيُوتْرِيفِسَ كان مليئًا بالكبرياء والاعتداد بالذات (قارن </w:t>
       </w:r>
-      <w:hyperlink r:id="rId33">
+      <w:hyperlink r:id="rId31">
         <w:r>
           <w:rPr>
             <w:lang w:val="ar_AE" w:bidi="ar_AE"/>
@@ -1160,7 +1118,7 @@
         </w:rPr>
         <w:t xml:space="preserve">)، مدفوعًا بالطموح الأناني. • لاَ يَقْبَلُنَا: كان هذا الانشقاق إحدى القضايا الرئيسية التي تناولها يوحنا في 1 يوحنا (انظر، على سبيل المثال، </w:t>
       </w:r>
-      <w:hyperlink r:id="rId34">
+      <w:hyperlink r:id="rId32">
         <w:r>
           <w:rPr>
             <w:lang w:val="ar_AE" w:bidi="ar_AE"/>
@@ -1178,7 +1136,7 @@
         </w:rPr>
         <w:t xml:space="preserve">; </w:t>
       </w:r>
-      <w:hyperlink r:id="rId35">
+      <w:hyperlink r:id="rId33">
         <w:r>
           <w:rPr>
             <w:lang w:val="ar_AE" w:bidi="ar_AE"/>
@@ -1302,7 +1260,7 @@
         </w:rPr>
         <w:t>وَمَنْ يَصْنَعُ الشَّرَّ: أُدين ديوتريفس لإخفاقه في العيش وفقًا لوصية المحبة المسيحية (</w:t>
       </w:r>
-      <w:hyperlink r:id="rId36">
+      <w:hyperlink r:id="rId34">
         <w:r>
           <w:rPr>
             <w:lang w:val="ar_AE" w:bidi="ar_AE"/>
@@ -1373,7 +1331,7 @@
         </w:rPr>
         <w:t>كان ديمتريوس على النقيض تمامًا من ديوتريفس، حيث كان مثالًا بارزًا لمن يعرف الحق ويحيا بمقتضاه (</w:t>
       </w:r>
-      <w:hyperlink r:id="rId25">
+      <w:hyperlink r:id="rId23">
         <w:r>
           <w:rPr>
             <w:lang w:val="ar_AE" w:bidi="ar_AE"/>
@@ -1391,7 +1349,7 @@
         </w:rPr>
         <w:t xml:space="preserve">). ويشير وضع اسم ديمتريوس في نهاية الرسالة إلى أنه كان الشخص الذي حمل رسالة يوحنا إلى غايس (قارن </w:t>
       </w:r>
-      <w:hyperlink r:id="rId37">
+      <w:hyperlink r:id="rId35">
         <w:r>
           <w:rPr>
             <w:lang w:val="ar_AE" w:bidi="ar_AE"/>
@@ -1409,7 +1367,7 @@
         </w:rPr>
         <w:t xml:space="preserve">; </w:t>
       </w:r>
-      <w:hyperlink r:id="rId38">
+      <w:hyperlink r:id="rId36">
         <w:r>
           <w:rPr>
             <w:lang w:val="ar_AE" w:bidi="ar_AE"/>
@@ -1493,7 +1451,7 @@
         </w:rPr>
         <w:t xml:space="preserve">): في العصور القديمة، كانت الكتابة تتم عادةً باستخدام قلم مصنوع من القصب وحبر الكربون الأسود (انظر أيضًا </w:t>
       </w:r>
-      <w:hyperlink r:id="rId39">
+      <w:hyperlink r:id="rId37">
         <w:r>
           <w:rPr>
             <w:lang w:val="ar_AE" w:bidi="ar_AE"/>
@@ -1630,7 +1588,7 @@
         </w:rPr>
         <w:t xml:space="preserve"> انظر أيضًا </w:t>
       </w:r>
-      <w:hyperlink r:id="rId39">
+      <w:hyperlink r:id="rId37">
         <w:r>
           <w:rPr>
             <w:lang w:val="ar_AE" w:bidi="ar_AE"/>
@@ -1701,7 +1659,7 @@
         </w:rPr>
         <w:t>يختتم يوحنّا رسالته بودَاعِه وتحياته للآخرين. • سَلاَمٌ لَكَ: كانت هذه تحية تقليدية بين اليهود (</w:t>
       </w:r>
-      <w:hyperlink r:id="rId40">
+      <w:hyperlink r:id="rId38">
         <w:r>
           <w:rPr>
             <w:lang w:val="ar_AE" w:bidi="ar_AE"/>
@@ -1719,7 +1677,7 @@
         </w:rPr>
         <w:t xml:space="preserve">; </w:t>
       </w:r>
-      <w:hyperlink r:id="rId41">
+      <w:hyperlink r:id="rId39">
         <w:r>
           <w:rPr>
             <w:lang w:val="ar_AE" w:bidi="ar_AE"/>
@@ -1737,7 +1695,7 @@
         </w:rPr>
         <w:t>)، والتي أصبحت ذات أهمية متزايدة للمسيحيين لأن يسوع استخدمها بعد قيامته (</w:t>
       </w:r>
-      <w:hyperlink r:id="rId42">
+      <w:hyperlink r:id="rId40">
         <w:r>
           <w:rPr>
             <w:lang w:val="ar_AE" w:bidi="ar_AE"/>
@@ -1755,7 +1713,7 @@
         </w:rPr>
         <w:t xml:space="preserve">, </w:t>
       </w:r>
-      <w:hyperlink r:id="rId43">
+      <w:hyperlink r:id="rId41">
         <w:r>
           <w:rPr>
             <w:lang w:val="ar_AE" w:bidi="ar_AE"/>
@@ -1786,7 +1744,7 @@
         </w:rPr>
         <w:t xml:space="preserve">): كان على غايس أن يحيي الأصدقاء - أي أولئك الذين يقبلون الإنجيل الرسولي ويعيشون وفقًا للحق (قارن </w:t>
       </w:r>
-      <w:hyperlink r:id="rId44">
+      <w:hyperlink r:id="rId42">
         <w:r>
           <w:rPr>
             <w:lang w:val="ar_AE" w:bidi="ar_AE"/>

--- a/arb/docx/64.content.docx
+++ b/arb/docx/64.content.docx
@@ -178,13 +178,6 @@
         <w:rPr>
           <w:lang w:val="ar_AE" w:bidi="ar_AE"/>
         </w:rPr>
-      </w:r>
-      <w:r>
-        <w:rPr>
-          <w:i/>
-          <w:lang w:val="ar_AE" w:bidi="ar_AE"/>
-        </w:rPr>
-        <w:t>3 يوحنا 1: 1, 3 يوحنا 1: 1–4, 3 يوحنا 1: 3, 3 يوحنا 1: 4, 3 يوحنا 1: 5, 3 يوحنا 1: 5–8, 3 يوحنا 1: 6, 3 يوحنا 1: 7–8, 3 يوحنا 1: 9, 3 يوحنا 1: 9–12, 3 يوحنا 1: 11, 3 يوحنا 1: 12, 3 يوحنا 1: 13, 3 يوحنا 1: 13–15, 3 يوحنا 1: 14, 3 يوحنا 1: 15</w:t>
       </w:r>
       <w:r>
         <w:rPr>

--- a/arb/docx/64.content.docx
+++ b/arb/docx/64.content.docx
@@ -163,21 +163,6 @@
           <w:lang w:val="ar_AE" w:bidi="ar_AE"/>
         </w:rPr>
         <w:t>3JN</w:t>
-      </w:r>
-      <w:r>
-        <w:rPr>
-          <w:lang w:val="ar_AE" w:bidi="ar_AE"/>
-        </w:rPr>
-      </w:r>
-    </w:p>
-    <w:p>
-      <w:pPr>
-        <w:bidi/>
-      </w:pPr>
-      <w:r>
-        <w:rPr>
-          <w:lang w:val="ar_AE" w:bidi="ar_AE"/>
-        </w:rPr>
       </w:r>
       <w:r>
         <w:rPr>

--- a/arb/docx/64.content.docx
+++ b/arb/docx/64.content.docx
@@ -22,7 +22,7 @@
         <w:rPr>
           <w:lang w:val="ar_AE" w:bidi="ar_AE"/>
         </w:rPr>
-        <w:t>Resource: ملاحظات الدراسة (تينديل)</w:t>
+        <w:t>Resource: Tyndale Open Study Notes</w:t>
       </w:r>
       <w:r>
         <w:rPr>
@@ -122,7 +122,7 @@
         <w:rPr>
           <w:lang w:val="ar_AE" w:bidi="ar_AE"/>
         </w:rPr>
-        <w:t>ملاحظات الدراسة (تينديل)</w:t>
+        <w:t>Tyndale Open Study Notes</w:t>
       </w:r>
     </w:p>
     <w:p>

--- a/arb/docx/64.content.docx
+++ b/arb/docx/64.content.docx
@@ -22,7 +22,7 @@
         <w:rPr>
           <w:lang w:val="ar_AE" w:bidi="ar_AE"/>
         </w:rPr>
-        <w:t>Resource: Tyndale Open Study Notes</w:t>
+        <w:t>Resource: Aquifer Open Study Notes</w:t>
       </w:r>
       <w:r>
         <w:rPr>
@@ -122,7 +122,7 @@
         <w:rPr>
           <w:lang w:val="ar_AE" w:bidi="ar_AE"/>
         </w:rPr>
-        <w:t>Tyndale Open Study Notes</w:t>
+        <w:t>Aquifer Open Study Notes</w:t>
       </w:r>
     </w:p>
     <w:p>

--- a/arb/docx/64.content.docx
+++ b/arb/docx/64.content.docx
@@ -9,6 +9,8 @@
       </w:pPr>
       <w:r>
         <w:rPr>
+          <w:rtl/>
+          <w:cs/>
           <w:lang w:val="ar_AE" w:bidi="ar_AE"/>
         </w:rPr>
       </w:r>
@@ -20,12 +22,16 @@
       </w:pPr>
       <w:r>
         <w:rPr>
+          <w:rtl/>
+          <w:cs/>
           <w:lang w:val="ar_AE" w:bidi="ar_AE"/>
         </w:rPr>
         <w:t>Resource: Aquifer Open Study Notes</w:t>
       </w:r>
       <w:r>
         <w:rPr>
+          <w:rtl/>
+          <w:cs/>
           <w:lang w:val="ar_AE" w:bidi="ar_AE"/>
         </w:rPr>
       </w:r>
@@ -36,12 +42,16 @@
       </w:pPr>
       <w:r>
         <w:rPr>
+          <w:rtl/>
+          <w:cs/>
           <w:lang w:val="ar_AE" w:bidi="ar_AE"/>
         </w:rPr>
       </w:r>
       <w:r>
         <w:rPr>
           <w:b/>
+          <w:rtl/>
+          <w:cs/>
           <w:lang w:val="ar_AE" w:bidi="ar_AE"/>
         </w:rPr>
         <w:t>Aquifer Open Study Notes</w:t>
@@ -53,35 +63,47 @@
       </w:pPr>
       <w:r>
         <w:rPr>
-          <w:lang w:val="ar_AE" w:bidi="ar_AE"/>
-        </w:rPr>
-      </w:r>
-      <w:r>
-        <w:rPr>
+          <w:rtl/>
+          <w:cs/>
+          <w:lang w:val="ar_AE" w:bidi="ar_AE"/>
+        </w:rPr>
+      </w:r>
+      <w:r>
+        <w:rPr>
+          <w:rtl/>
+          <w:cs/>
           <w:lang w:val="ar_AE" w:bidi="ar_AE"/>
         </w:rPr>
         <w:t xml:space="preserve">This work is an adaptation of </w:t>
       </w:r>
       <w:r>
         <w:rPr>
+          <w:rtl/>
+          <w:cs/>
           <w:lang w:val="ar_AE" w:bidi="ar_AE"/>
         </w:rPr>
         <w:t>Tyndale Open Study Notes</w:t>
       </w:r>
       <w:r>
         <w:rPr>
+          <w:rtl/>
+          <w:cs/>
           <w:lang w:val="ar_AE" w:bidi="ar_AE"/>
         </w:rPr>
         <w:t xml:space="preserve"> © 2023 Tyndale House Publishers, licensed under the CC BY-SA 4.0 license. The adaptation, </w:t>
       </w:r>
       <w:r>
         <w:rPr>
+          <w:rtl/>
+          <w:cs/>
           <w:lang w:val="ar_AE" w:bidi="ar_AE"/>
         </w:rPr>
         <w:t>Aquifer Open Study Notes</w:t>
       </w:r>
       <w:r>
         <w:rPr>
+          <w:rtl/>
+          <w:cs/>
           <w:lang w:val="ar_AE" w:bidi="ar_AE"/>
         </w:rPr>
         <w:t>, was created by Mission Mutual and is also licensed under CC BY-SA 4.0.</w:t>
@@ -93,22 +115,30 @@
       </w:pPr>
       <w:r>
         <w:rPr>
-          <w:lang w:val="ar_AE" w:bidi="ar_AE"/>
-        </w:rPr>
-      </w:r>
-      <w:r>
-        <w:rPr>
+          <w:rtl/>
+          <w:cs/>
+          <w:lang w:val="ar_AE" w:bidi="ar_AE"/>
+        </w:rPr>
+      </w:r>
+      <w:r>
+        <w:rPr>
+          <w:rtl/>
+          <w:cs/>
           <w:lang w:val="ar_AE" w:bidi="ar_AE"/>
         </w:rPr>
         <w:t>This resource has been adapted into multiple languages, including English, Tok Pisin, Arabic (عربي), French (Français), Hindi (हिंदी), Indonesian (Bahasa Indonesia), Portuguese (Português), Russian (Русский), Spanish (Español), Swahili (Kiswahili), and Simplified Chinese (简体中文).</w:t>
       </w:r>
       <w:r>
         <w:rPr>
-          <w:lang w:val="ar_AE" w:bidi="ar_AE"/>
-        </w:rPr>
-      </w:r>
-      <w:r>
-        <w:rPr>
+          <w:rtl/>
+          <w:cs/>
+          <w:lang w:val="ar_AE" w:bidi="ar_AE"/>
+        </w:rPr>
+      </w:r>
+      <w:r>
+        <w:rPr>
+          <w:rtl/>
+          <w:cs/>
           <w:lang w:val="ar_AE" w:bidi="ar_AE"/>
         </w:rPr>
       </w:r>
@@ -120,6 +150,8 @@
       </w:pPr>
       <w:r>
         <w:rPr>
+          <w:rtl/>
+          <w:cs/>
           <w:lang w:val="ar_AE" w:bidi="ar_AE"/>
         </w:rPr>
         <w:t>Aquifer Open Study Notes</w:t>
@@ -149,6 +181,8 @@
       </w:pPr>
       <w:r>
         <w:rPr>
+          <w:rtl/>
+          <w:cs/>
           <w:lang w:val="ar_AE" w:bidi="ar_AE"/>
         </w:rPr>
       </w:r>
@@ -160,12 +194,16 @@
       </w:pPr>
       <w:r>
         <w:rPr>
+          <w:rtl/>
+          <w:cs/>
           <w:lang w:val="ar_AE" w:bidi="ar_AE"/>
         </w:rPr>
         <w:t>3JN</w:t>
       </w:r>
       <w:r>
         <w:rPr>
+          <w:rtl/>
+          <w:cs/>
           <w:lang w:val="ar_AE" w:bidi="ar_AE"/>
         </w:rPr>
       </w:r>
@@ -176,22 +214,30 @@
       </w:pPr>
       <w:r>
         <w:rPr>
-          <w:lang w:val="ar_AE" w:bidi="ar_AE"/>
-        </w:rPr>
-      </w:r>
-      <w:r>
-        <w:rPr>
+          <w:rtl/>
+          <w:cs/>
+          <w:lang w:val="ar_AE" w:bidi="ar_AE"/>
+        </w:rPr>
+      </w:r>
+      <w:r>
+        <w:rPr>
+          <w:rtl/>
+          <w:cs/>
           <w:lang w:val="ar_AE" w:bidi="ar_AE"/>
         </w:rPr>
         <w:t xml:space="preserve"> </w:t>
       </w:r>
       <w:r>
         <w:rPr>
-          <w:lang w:val="ar_AE" w:bidi="ar_AE"/>
-        </w:rPr>
-      </w:r>
-      <w:r>
-        <w:rPr>
+          <w:rtl/>
+          <w:cs/>
+          <w:lang w:val="ar_AE" w:bidi="ar_AE"/>
+        </w:rPr>
+      </w:r>
+      <w:r>
+        <w:rPr>
+          <w:rtl/>
+          <w:cs/>
           <w:lang w:val="ar_AE" w:bidi="ar_AE"/>
         </w:rPr>
       </w:r>
@@ -217,6 +263,8 @@
       </w:pPr>
       <w:r>
         <w:rPr>
+          <w:rtl/>
+          <w:cs/>
           <w:lang w:val="ar_AE" w:bidi="ar_AE"/>
         </w:rPr>
       </w:r>
@@ -228,12 +276,16 @@
       </w:pPr>
       <w:r>
         <w:rPr>
+          <w:rtl/>
+          <w:cs/>
           <w:lang w:val="ar_AE" w:bidi="ar_AE"/>
         </w:rPr>
         <w:t>3 يوحنا 1: 1</w:t>
       </w:r>
       <w:r>
         <w:rPr>
+          <w:rtl/>
+          <w:cs/>
           <w:lang w:val="ar_AE" w:bidi="ar_AE"/>
         </w:rPr>
       </w:r>
@@ -244,11 +296,15 @@
       </w:pPr>
       <w:r>
         <w:rPr>
-          <w:lang w:val="ar_AE" w:bidi="ar_AE"/>
-        </w:rPr>
-      </w:r>
-      <w:r>
-        <w:rPr>
+          <w:rtl/>
+          <w:cs/>
+          <w:lang w:val="ar_AE" w:bidi="ar_AE"/>
+        </w:rPr>
+      </w:r>
+      <w:r>
+        <w:rPr>
+          <w:rtl/>
+          <w:cs/>
           <w:lang w:val="ar_AE" w:bidi="ar_AE"/>
         </w:rPr>
         <w:t xml:space="preserve">هذه الرسالة من يوحنا الشيخ: أضاف المترجمون </w:t>
@@ -256,24 +312,32 @@
       <w:r>
         <w:rPr>
           <w:i/>
+          <w:rtl/>
+          <w:cs/>
           <w:lang w:val="ar_AE" w:bidi="ar_AE"/>
         </w:rPr>
         <w:t>يوحنا</w:t>
       </w:r>
       <w:r>
         <w:rPr>
+          <w:rtl/>
+          <w:cs/>
           <w:lang w:val="ar_AE" w:bidi="ar_AE"/>
         </w:rPr>
         <w:t xml:space="preserve"> (انظر </w:t>
       </w:r>
       <w:r>
         <w:rPr>
+          <w:rtl/>
+          <w:cs/>
           <w:lang w:val="ar_AE" w:bidi="ar_AE"/>
         </w:rPr>
         <w:t>ملاحظة الدراسة على 2 يو 1:1</w:t>
       </w:r>
       <w:r>
         <w:rPr>
+          <w:rtl/>
+          <w:cs/>
           <w:lang w:val="ar_AE" w:bidi="ar_AE"/>
         </w:rPr>
         <w:t xml:space="preserve">). • هناك عدة أشخاص باسم غايس في العهد الجديد (انظر </w:t>
@@ -281,6 +345,8 @@
       <w:hyperlink r:id="rId13">
         <w:r>
           <w:rPr>
+            <w:rtl/>
+            <w:cs/>
             <w:lang w:val="ar_AE" w:bidi="ar_AE"/>
           </w:rPr>
           <w:rPr>
@@ -292,6 +358,8 @@
       </w:hyperlink>
       <w:r>
         <w:rPr>
+          <w:rtl/>
+          <w:cs/>
           <w:lang w:val="ar_AE" w:bidi="ar_AE"/>
         </w:rPr>
         <w:t xml:space="preserve">; </w:t>
@@ -299,6 +367,8 @@
       <w:hyperlink r:id="rId14">
         <w:r>
           <w:rPr>
+            <w:rtl/>
+            <w:cs/>
             <w:lang w:val="ar_AE" w:bidi="ar_AE"/>
           </w:rPr>
           <w:rPr>
@@ -310,6 +380,8 @@
       </w:hyperlink>
       <w:r>
         <w:rPr>
+          <w:rtl/>
+          <w:cs/>
           <w:lang w:val="ar_AE" w:bidi="ar_AE"/>
         </w:rPr>
         <w:t xml:space="preserve">; </w:t>
@@ -317,6 +389,8 @@
       <w:hyperlink r:id="rId15">
         <w:r>
           <w:rPr>
+            <w:rtl/>
+            <w:cs/>
             <w:lang w:val="ar_AE" w:bidi="ar_AE"/>
           </w:rPr>
           <w:rPr>
@@ -328,6 +402,8 @@
       </w:hyperlink>
       <w:r>
         <w:rPr>
+          <w:rtl/>
+          <w:cs/>
           <w:lang w:val="ar_AE" w:bidi="ar_AE"/>
         </w:rPr>
         <w:t xml:space="preserve">; </w:t>
@@ -335,6 +411,8 @@
       <w:hyperlink r:id="rId16">
         <w:r>
           <w:rPr>
+            <w:rtl/>
+            <w:cs/>
             <w:lang w:val="ar_AE" w:bidi="ar_AE"/>
           </w:rPr>
           <w:rPr>
@@ -346,17 +424,23 @@
       </w:hyperlink>
       <w:r>
         <w:rPr>
+          <w:rtl/>
+          <w:cs/>
           <w:lang w:val="ar_AE" w:bidi="ar_AE"/>
         </w:rPr>
         <w:t>); فقد كان اسمًا شائعًا في العالم اليوناني-الروماني.</w:t>
       </w:r>
       <w:r>
         <w:rPr>
-          <w:lang w:val="ar_AE" w:bidi="ar_AE"/>
-        </w:rPr>
-      </w:r>
-      <w:r>
-        <w:rPr>
+          <w:rtl/>
+          <w:cs/>
+          <w:lang w:val="ar_AE" w:bidi="ar_AE"/>
+        </w:rPr>
+      </w:r>
+      <w:r>
+        <w:rPr>
+          <w:rtl/>
+          <w:cs/>
           <w:lang w:val="ar_AE" w:bidi="ar_AE"/>
         </w:rPr>
       </w:r>
@@ -367,6 +451,8 @@
       </w:pPr>
       <w:r>
         <w:rPr>
+          <w:rtl/>
+          <w:cs/>
           <w:lang w:val="ar_AE" w:bidi="ar_AE"/>
         </w:rPr>
       </w:r>
@@ -378,12 +464,16 @@
       </w:pPr>
       <w:r>
         <w:rPr>
+          <w:rtl/>
+          <w:cs/>
           <w:lang w:val="ar_AE" w:bidi="ar_AE"/>
         </w:rPr>
         <w:t>3 يوحنا 1: 1–4</w:t>
       </w:r>
       <w:r>
         <w:rPr>
+          <w:rtl/>
+          <w:cs/>
           <w:lang w:val="ar_AE" w:bidi="ar_AE"/>
         </w:rPr>
       </w:r>
@@ -394,22 +484,30 @@
       </w:pPr>
       <w:r>
         <w:rPr>
-          <w:lang w:val="ar_AE" w:bidi="ar_AE"/>
-        </w:rPr>
-      </w:r>
-      <w:r>
-        <w:rPr>
+          <w:rtl/>
+          <w:cs/>
+          <w:lang w:val="ar_AE" w:bidi="ar_AE"/>
+        </w:rPr>
+      </w:r>
+      <w:r>
+        <w:rPr>
+          <w:rtl/>
+          <w:cs/>
           <w:lang w:val="ar_AE" w:bidi="ar_AE"/>
         </w:rPr>
         <w:t>يبدأ يوحنا رسالته بتحية تقليدية، تتضمن تعريف الكاتب والمرسل إليهم، وتحية للصديق الحبيب، وأمنية لخير المستلم، وامتنانًا لبعض جوانب الصداقة.</w:t>
       </w:r>
       <w:r>
         <w:rPr>
-          <w:lang w:val="ar_AE" w:bidi="ar_AE"/>
-        </w:rPr>
-      </w:r>
-      <w:r>
-        <w:rPr>
+          <w:rtl/>
+          <w:cs/>
+          <w:lang w:val="ar_AE" w:bidi="ar_AE"/>
+        </w:rPr>
+      </w:r>
+      <w:r>
+        <w:rPr>
+          <w:rtl/>
+          <w:cs/>
           <w:lang w:val="ar_AE" w:bidi="ar_AE"/>
         </w:rPr>
       </w:r>
@@ -420,6 +518,8 @@
       </w:pPr>
       <w:r>
         <w:rPr>
+          <w:rtl/>
+          <w:cs/>
           <w:lang w:val="ar_AE" w:bidi="ar_AE"/>
         </w:rPr>
       </w:r>
@@ -431,12 +531,16 @@
       </w:pPr>
       <w:r>
         <w:rPr>
+          <w:rtl/>
+          <w:cs/>
           <w:lang w:val="ar_AE" w:bidi="ar_AE"/>
         </w:rPr>
         <w:t>3 يوحنا 1: 3</w:t>
       </w:r>
       <w:r>
         <w:rPr>
+          <w:rtl/>
+          <w:cs/>
           <w:lang w:val="ar_AE" w:bidi="ar_AE"/>
         </w:rPr>
       </w:r>
@@ -447,11 +551,15 @@
       </w:pPr>
       <w:r>
         <w:rPr>
-          <w:lang w:val="ar_AE" w:bidi="ar_AE"/>
-        </w:rPr>
-      </w:r>
-      <w:r>
-        <w:rPr>
+          <w:rtl/>
+          <w:cs/>
+          <w:lang w:val="ar_AE" w:bidi="ar_AE"/>
+        </w:rPr>
+      </w:r>
+      <w:r>
+        <w:rPr>
+          <w:rtl/>
+          <w:cs/>
           <w:lang w:val="ar_AE" w:bidi="ar_AE"/>
         </w:rPr>
         <w:t xml:space="preserve">كان المُعَلِّمون المتجولون (حرفيًا </w:t>
@@ -459,12 +567,16 @@
       <w:r>
         <w:rPr>
           <w:i/>
+          <w:rtl/>
+          <w:cs/>
           <w:lang w:val="ar_AE" w:bidi="ar_AE"/>
         </w:rPr>
         <w:t>إخوة</w:t>
       </w:r>
       <w:r>
         <w:rPr>
+          <w:rtl/>
+          <w:cs/>
           <w:lang w:val="ar_AE" w:bidi="ar_AE"/>
         </w:rPr>
         <w:t xml:space="preserve">) على الأرجح مبعوثي يوحنا الذين كانوا يسافرون من كنيسة إلى أخرى، يُعَلِّمون الأخبار السارة ويشجعون المؤمنين (انظر </w:t>
@@ -472,6 +584,8 @@
       <w:hyperlink r:id="rId17">
         <w:r>
           <w:rPr>
+            <w:rtl/>
+            <w:cs/>
             <w:lang w:val="ar_AE" w:bidi="ar_AE"/>
           </w:rPr>
           <w:rPr>
@@ -483,6 +597,8 @@
       </w:hyperlink>
       <w:r>
         <w:rPr>
+          <w:rtl/>
+          <w:cs/>
           <w:lang w:val="ar_AE" w:bidi="ar_AE"/>
         </w:rPr>
         <w:t xml:space="preserve">, </w:t>
@@ -490,6 +606,8 @@
       <w:hyperlink r:id="rId18">
         <w:r>
           <w:rPr>
+            <w:rtl/>
+            <w:cs/>
             <w:lang w:val="ar_AE" w:bidi="ar_AE"/>
           </w:rPr>
           <w:rPr>
@@ -501,6 +619,8 @@
       </w:hyperlink>
       <w:r>
         <w:rPr>
+          <w:rtl/>
+          <w:cs/>
           <w:lang w:val="ar_AE" w:bidi="ar_AE"/>
         </w:rPr>
         <w:t xml:space="preserve">). • كَمَا أَنَّكَ تَسْلُكُ بِالْحَقِّ: كان غايس مُخْلِصًا لإنجيل الرسل الخاص بيسوع المسيح. بينما أنكر المُعَلِّمون الكذبة حقيقة التجسد أو الموت الكفاري ليسوع المسيح (قارن </w:t>
@@ -508,6 +628,8 @@
       <w:hyperlink r:id="rId19">
         <w:r>
           <w:rPr>
+            <w:rtl/>
+            <w:cs/>
             <w:lang w:val="ar_AE" w:bidi="ar_AE"/>
           </w:rPr>
           <w:rPr>
@@ -519,17 +641,23 @@
       </w:hyperlink>
       <w:r>
         <w:rPr>
+          <w:rtl/>
+          <w:cs/>
           <w:lang w:val="ar_AE" w:bidi="ar_AE"/>
         </w:rPr>
         <w:t>).</w:t>
       </w:r>
       <w:r>
         <w:rPr>
-          <w:lang w:val="ar_AE" w:bidi="ar_AE"/>
-        </w:rPr>
-      </w:r>
-      <w:r>
-        <w:rPr>
+          <w:rtl/>
+          <w:cs/>
+          <w:lang w:val="ar_AE" w:bidi="ar_AE"/>
+        </w:rPr>
+      </w:r>
+      <w:r>
+        <w:rPr>
+          <w:rtl/>
+          <w:cs/>
           <w:lang w:val="ar_AE" w:bidi="ar_AE"/>
         </w:rPr>
       </w:r>
@@ -540,6 +668,8 @@
       </w:pPr>
       <w:r>
         <w:rPr>
+          <w:rtl/>
+          <w:cs/>
           <w:lang w:val="ar_AE" w:bidi="ar_AE"/>
         </w:rPr>
       </w:r>
@@ -551,12 +681,16 @@
       </w:pPr>
       <w:r>
         <w:rPr>
+          <w:rtl/>
+          <w:cs/>
           <w:lang w:val="ar_AE" w:bidi="ar_AE"/>
         </w:rPr>
         <w:t>3 يوحنا 1: 4</w:t>
       </w:r>
       <w:r>
         <w:rPr>
+          <w:rtl/>
+          <w:cs/>
           <w:lang w:val="ar_AE" w:bidi="ar_AE"/>
         </w:rPr>
       </w:r>
@@ -567,11 +701,15 @@
       </w:pPr>
       <w:r>
         <w:rPr>
-          <w:lang w:val="ar_AE" w:bidi="ar_AE"/>
-        </w:rPr>
-      </w:r>
-      <w:r>
-        <w:rPr>
+          <w:rtl/>
+          <w:cs/>
+          <w:lang w:val="ar_AE" w:bidi="ar_AE"/>
+        </w:rPr>
+      </w:r>
+      <w:r>
+        <w:rPr>
+          <w:rtl/>
+          <w:cs/>
           <w:lang w:val="ar_AE" w:bidi="ar_AE"/>
         </w:rPr>
         <w:t xml:space="preserve">كما في 2 يوحنا (انظر </w:t>
@@ -579,6 +717,8 @@
       <w:hyperlink r:id="rId20">
         <w:r>
           <w:rPr>
+            <w:rtl/>
+            <w:cs/>
             <w:lang w:val="ar_AE" w:bidi="ar_AE"/>
           </w:rPr>
           <w:rPr>
@@ -590,6 +730,8 @@
       </w:hyperlink>
       <w:r>
         <w:rPr>
+          <w:rtl/>
+          <w:cs/>
           <w:lang w:val="ar_AE" w:bidi="ar_AE"/>
         </w:rPr>
         <w:t>)، يركز يوحنا على معرفة واتِّبَاع الحق على عكس ديوتريفس وأتباعه (</w:t>
@@ -597,6 +739,8 @@
       <w:hyperlink r:id="rId21">
         <w:r>
           <w:rPr>
+            <w:rtl/>
+            <w:cs/>
             <w:lang w:val="ar_AE" w:bidi="ar_AE"/>
           </w:rPr>
           <w:rPr>
@@ -608,17 +752,23 @@
       </w:hyperlink>
       <w:r>
         <w:rPr>
+          <w:rtl/>
+          <w:cs/>
           <w:lang w:val="ar_AE" w:bidi="ar_AE"/>
         </w:rPr>
         <w:t>).</w:t>
       </w:r>
       <w:r>
         <w:rPr>
-          <w:lang w:val="ar_AE" w:bidi="ar_AE"/>
-        </w:rPr>
-      </w:r>
-      <w:r>
-        <w:rPr>
+          <w:rtl/>
+          <w:cs/>
+          <w:lang w:val="ar_AE" w:bidi="ar_AE"/>
+        </w:rPr>
+      </w:r>
+      <w:r>
+        <w:rPr>
+          <w:rtl/>
+          <w:cs/>
           <w:lang w:val="ar_AE" w:bidi="ar_AE"/>
         </w:rPr>
       </w:r>
@@ -629,6 +779,8 @@
       </w:pPr>
       <w:r>
         <w:rPr>
+          <w:rtl/>
+          <w:cs/>
           <w:lang w:val="ar_AE" w:bidi="ar_AE"/>
         </w:rPr>
       </w:r>
@@ -640,12 +792,16 @@
       </w:pPr>
       <w:r>
         <w:rPr>
+          <w:rtl/>
+          <w:cs/>
           <w:lang w:val="ar_AE" w:bidi="ar_AE"/>
         </w:rPr>
         <w:t>3 يوحنا 1: 5</w:t>
       </w:r>
       <w:r>
         <w:rPr>
+          <w:rtl/>
+          <w:cs/>
           <w:lang w:val="ar_AE" w:bidi="ar_AE"/>
         </w:rPr>
       </w:r>
@@ -656,11 +812,15 @@
       </w:pPr>
       <w:r>
         <w:rPr>
-          <w:lang w:val="ar_AE" w:bidi="ar_AE"/>
-        </w:rPr>
-      </w:r>
-      <w:r>
-        <w:rPr>
+          <w:rtl/>
+          <w:cs/>
+          <w:lang w:val="ar_AE" w:bidi="ar_AE"/>
+        </w:rPr>
+      </w:r>
+      <w:r>
+        <w:rPr>
+          <w:rtl/>
+          <w:cs/>
           <w:lang w:val="ar_AE" w:bidi="ar_AE"/>
         </w:rPr>
         <w:t xml:space="preserve">لقد قدّم غايس الضيافة للمُعَلِّمين المتجولين (حرفيًا </w:t>
@@ -668,12 +828,16 @@
       <w:r>
         <w:rPr>
           <w:i/>
+          <w:rtl/>
+          <w:cs/>
           <w:lang w:val="ar_AE" w:bidi="ar_AE"/>
         </w:rPr>
         <w:t>الإخوة</w:t>
       </w:r>
       <w:r>
         <w:rPr>
+          <w:rtl/>
+          <w:cs/>
           <w:lang w:val="ar_AE" w:bidi="ar_AE"/>
         </w:rPr>
         <w:t>) الذين أرسلهم يوحنا من كنيسة إلى أخرى لتأكيد تعليم الرُسل عن المسيح (</w:t>
@@ -681,6 +845,8 @@
       <w:hyperlink r:id="rId22">
         <w:r>
           <w:rPr>
+            <w:rtl/>
+            <w:cs/>
             <w:lang w:val="ar_AE" w:bidi="ar_AE"/>
           </w:rPr>
           <w:rPr>
@@ -692,17 +858,23 @@
       </w:hyperlink>
       <w:r>
         <w:rPr>
+          <w:rtl/>
+          <w:cs/>
           <w:lang w:val="ar_AE" w:bidi="ar_AE"/>
         </w:rPr>
         <w:t>). ومن خلال هذا الفعل، أظهر غايس أنه قد تلقى الحق من الرسل وأنه كان بالتالي أمينًا لله.</w:t>
       </w:r>
       <w:r>
         <w:rPr>
-          <w:lang w:val="ar_AE" w:bidi="ar_AE"/>
-        </w:rPr>
-      </w:r>
-      <w:r>
-        <w:rPr>
+          <w:rtl/>
+          <w:cs/>
+          <w:lang w:val="ar_AE" w:bidi="ar_AE"/>
+        </w:rPr>
+      </w:r>
+      <w:r>
+        <w:rPr>
+          <w:rtl/>
+          <w:cs/>
           <w:lang w:val="ar_AE" w:bidi="ar_AE"/>
         </w:rPr>
       </w:r>
@@ -713,6 +885,8 @@
       </w:pPr>
       <w:r>
         <w:rPr>
+          <w:rtl/>
+          <w:cs/>
           <w:lang w:val="ar_AE" w:bidi="ar_AE"/>
         </w:rPr>
       </w:r>
@@ -724,12 +898,16 @@
       </w:pPr>
       <w:r>
         <w:rPr>
+          <w:rtl/>
+          <w:cs/>
           <w:lang w:val="ar_AE" w:bidi="ar_AE"/>
         </w:rPr>
         <w:t>3 يوحنا 1: 5–8</w:t>
       </w:r>
       <w:r>
         <w:rPr>
+          <w:rtl/>
+          <w:cs/>
           <w:lang w:val="ar_AE" w:bidi="ar_AE"/>
         </w:rPr>
       </w:r>
@@ -740,11 +918,15 @@
       </w:pPr>
       <w:r>
         <w:rPr>
-          <w:lang w:val="ar_AE" w:bidi="ar_AE"/>
-        </w:rPr>
-      </w:r>
-      <w:r>
-        <w:rPr>
+          <w:rtl/>
+          <w:cs/>
+          <w:lang w:val="ar_AE" w:bidi="ar_AE"/>
+        </w:rPr>
+      </w:r>
+      <w:r>
+        <w:rPr>
+          <w:rtl/>
+          <w:cs/>
           <w:lang w:val="ar_AE" w:bidi="ar_AE"/>
         </w:rPr>
         <w:t>يُشجع يوحنا الآن غايس على مواصلة دعم المُعَلِّمين المتجولين الذين أرسلهم يوحنا (</w:t>
@@ -752,6 +934,8 @@
       <w:hyperlink r:id="rId23">
         <w:r>
           <w:rPr>
+            <w:rtl/>
+            <w:cs/>
             <w:lang w:val="ar_AE" w:bidi="ar_AE"/>
           </w:rPr>
           <w:rPr>
@@ -763,17 +947,23 @@
       </w:hyperlink>
       <w:r>
         <w:rPr>
+          <w:rtl/>
+          <w:cs/>
           <w:lang w:val="ar_AE" w:bidi="ar_AE"/>
         </w:rPr>
         <w:t>).</w:t>
       </w:r>
       <w:r>
         <w:rPr>
-          <w:lang w:val="ar_AE" w:bidi="ar_AE"/>
-        </w:rPr>
-      </w:r>
-      <w:r>
-        <w:rPr>
+          <w:rtl/>
+          <w:cs/>
+          <w:lang w:val="ar_AE" w:bidi="ar_AE"/>
+        </w:rPr>
+      </w:r>
+      <w:r>
+        <w:rPr>
+          <w:rtl/>
+          <w:cs/>
           <w:lang w:val="ar_AE" w:bidi="ar_AE"/>
         </w:rPr>
       </w:r>
@@ -784,6 +974,8 @@
       </w:pPr>
       <w:r>
         <w:rPr>
+          <w:rtl/>
+          <w:cs/>
           <w:lang w:val="ar_AE" w:bidi="ar_AE"/>
         </w:rPr>
       </w:r>
@@ -795,12 +987,16 @@
       </w:pPr>
       <w:r>
         <w:rPr>
+          <w:rtl/>
+          <w:cs/>
           <w:lang w:val="ar_AE" w:bidi="ar_AE"/>
         </w:rPr>
         <w:t>3 يوحنا 1: 6</w:t>
       </w:r>
       <w:r>
         <w:rPr>
+          <w:rtl/>
+          <w:cs/>
           <w:lang w:val="ar_AE" w:bidi="ar_AE"/>
         </w:rPr>
       </w:r>
@@ -811,11 +1007,15 @@
       </w:pPr>
       <w:r>
         <w:rPr>
-          <w:lang w:val="ar_AE" w:bidi="ar_AE"/>
-        </w:rPr>
-      </w:r>
-      <w:r>
-        <w:rPr>
+          <w:rtl/>
+          <w:cs/>
+          <w:lang w:val="ar_AE" w:bidi="ar_AE"/>
+        </w:rPr>
+      </w:r>
+      <w:r>
+        <w:rPr>
+          <w:rtl/>
+          <w:cs/>
           <w:lang w:val="ar_AE" w:bidi="ar_AE"/>
         </w:rPr>
         <w:t>من المرجح أن الكنيسة هنا كانت في أفسس، حيث كان يوحنا يقيم على الأغلب. وقد كانت أفسس مدينة ساحلية مهمة في مقاطعة آسيا، ورابع أكبر مدينة في الإمبراطورية الرومانية. كما أصبحت مدينة ذات أهمية كبيرة للمجتمع المسيحي (</w:t>
@@ -823,6 +1023,8 @@
       <w:hyperlink r:id="rId24">
         <w:r>
           <w:rPr>
+            <w:rtl/>
+            <w:cs/>
             <w:lang w:val="ar_AE" w:bidi="ar_AE"/>
           </w:rPr>
           <w:rPr>
@@ -834,6 +1036,8 @@
       </w:hyperlink>
       <w:r>
         <w:rPr>
+          <w:rtl/>
+          <w:cs/>
           <w:lang w:val="ar_AE" w:bidi="ar_AE"/>
         </w:rPr>
         <w:t xml:space="preserve">; </w:t>
@@ -841,6 +1045,8 @@
       <w:hyperlink r:id="rId25">
         <w:r>
           <w:rPr>
+            <w:rtl/>
+            <w:cs/>
             <w:lang w:val="ar_AE" w:bidi="ar_AE"/>
           </w:rPr>
           <w:rPr>
@@ -852,6 +1058,8 @@
       </w:hyperlink>
       <w:r>
         <w:rPr>
+          <w:rtl/>
+          <w:cs/>
           <w:lang w:val="ar_AE" w:bidi="ar_AE"/>
         </w:rPr>
         <w:t xml:space="preserve">; </w:t>
@@ -859,6 +1067,8 @@
       <w:hyperlink r:id="rId26">
         <w:r>
           <w:rPr>
+            <w:rtl/>
+            <w:cs/>
             <w:lang w:val="ar_AE" w:bidi="ar_AE"/>
           </w:rPr>
           <w:rPr>
@@ -870,6 +1080,8 @@
       </w:hyperlink>
       <w:r>
         <w:rPr>
+          <w:rtl/>
+          <w:cs/>
           <w:lang w:val="ar_AE" w:bidi="ar_AE"/>
         </w:rPr>
         <w:t xml:space="preserve">; </w:t>
@@ -877,6 +1089,8 @@
       <w:hyperlink r:id="rId27">
         <w:r>
           <w:rPr>
+            <w:rtl/>
+            <w:cs/>
             <w:lang w:val="ar_AE" w:bidi="ar_AE"/>
           </w:rPr>
           <w:rPr>
@@ -888,17 +1102,23 @@
       </w:hyperlink>
       <w:r>
         <w:rPr>
+          <w:rtl/>
+          <w:cs/>
           <w:lang w:val="ar_AE" w:bidi="ar_AE"/>
         </w:rPr>
         <w:t>).</w:t>
       </w:r>
       <w:r>
         <w:rPr>
-          <w:lang w:val="ar_AE" w:bidi="ar_AE"/>
-        </w:rPr>
-      </w:r>
-      <w:r>
-        <w:rPr>
+          <w:rtl/>
+          <w:cs/>
+          <w:lang w:val="ar_AE" w:bidi="ar_AE"/>
+        </w:rPr>
+      </w:r>
+      <w:r>
+        <w:rPr>
+          <w:rtl/>
+          <w:cs/>
           <w:lang w:val="ar_AE" w:bidi="ar_AE"/>
         </w:rPr>
       </w:r>
@@ -909,6 +1129,8 @@
       </w:pPr>
       <w:r>
         <w:rPr>
+          <w:rtl/>
+          <w:cs/>
           <w:lang w:val="ar_AE" w:bidi="ar_AE"/>
         </w:rPr>
       </w:r>
@@ -920,12 +1142,16 @@
       </w:pPr>
       <w:r>
         <w:rPr>
+          <w:rtl/>
+          <w:cs/>
           <w:lang w:val="ar_AE" w:bidi="ar_AE"/>
         </w:rPr>
         <w:t>3 يوحنا 1: 7–8</w:t>
       </w:r>
       <w:r>
         <w:rPr>
+          <w:rtl/>
+          <w:cs/>
           <w:lang w:val="ar_AE" w:bidi="ar_AE"/>
         </w:rPr>
       </w:r>
@@ -936,11 +1162,15 @@
       </w:pPr>
       <w:r>
         <w:rPr>
-          <w:lang w:val="ar_AE" w:bidi="ar_AE"/>
-        </w:rPr>
-      </w:r>
-      <w:r>
-        <w:rPr>
+          <w:rtl/>
+          <w:cs/>
+          <w:lang w:val="ar_AE" w:bidi="ar_AE"/>
+        </w:rPr>
+      </w:r>
+      <w:r>
+        <w:rPr>
+          <w:rtl/>
+          <w:cs/>
           <w:lang w:val="ar_AE" w:bidi="ar_AE"/>
         </w:rPr>
         <w:t xml:space="preserve">لأجل الرب (حرفيًا </w:t>
@@ -948,12 +1178,16 @@
       <w:r>
         <w:rPr>
           <w:i/>
+          <w:rtl/>
+          <w:cs/>
           <w:lang w:val="ar_AE" w:bidi="ar_AE"/>
         </w:rPr>
         <w:t>مِنْ أَجْلِ اسْمِهِ</w:t>
       </w:r>
       <w:r>
         <w:rPr>
+          <w:rtl/>
+          <w:cs/>
           <w:lang w:val="ar_AE" w:bidi="ar_AE"/>
         </w:rPr>
         <w:t xml:space="preserve">): لم يكن يوحنّا بحاجة لتحديد الاسم لأن جميع المؤمنين الأوائل كانوا يعرفون أن </w:t>
@@ -961,12 +1195,16 @@
       <w:r>
         <w:rPr>
           <w:i/>
+          <w:rtl/>
+          <w:cs/>
           <w:lang w:val="ar_AE" w:bidi="ar_AE"/>
         </w:rPr>
         <w:t>الاسم</w:t>
       </w:r>
       <w:r>
         <w:rPr>
+          <w:rtl/>
+          <w:cs/>
           <w:lang w:val="ar_AE" w:bidi="ar_AE"/>
         </w:rPr>
         <w:t xml:space="preserve"> كان يشير إلى يسوع المسيح (انظر </w:t>
@@ -974,6 +1212,8 @@
       <w:hyperlink r:id="rId28">
         <w:r>
           <w:rPr>
+            <w:rtl/>
+            <w:cs/>
             <w:lang w:val="ar_AE" w:bidi="ar_AE"/>
           </w:rPr>
           <w:rPr>
@@ -985,6 +1225,8 @@
       </w:hyperlink>
       <w:r>
         <w:rPr>
+          <w:rtl/>
+          <w:cs/>
           <w:lang w:val="ar_AE" w:bidi="ar_AE"/>
         </w:rPr>
         <w:t xml:space="preserve">). • اختار المُعَلِّمون المتجولون عدم قبول أي شيء يُعرض عليهم من أشخاص ليسوا مؤمنين، بل أن يعتمدوا بالكامل على الكنائس لدعمهم. لذلك يصبح المؤمنون الذين يدعمون المُعَلِّمين المتجولين الشرعيين شركاء لهم في تعليمهم الحق (انظر </w:t>
@@ -992,6 +1234,8 @@
       <w:hyperlink r:id="rId29">
         <w:r>
           <w:rPr>
+            <w:rtl/>
+            <w:cs/>
             <w:lang w:val="ar_AE" w:bidi="ar_AE"/>
           </w:rPr>
           <w:rPr>
@@ -1003,6 +1247,8 @@
       </w:hyperlink>
       <w:r>
         <w:rPr>
+          <w:rtl/>
+          <w:cs/>
           <w:lang w:val="ar_AE" w:bidi="ar_AE"/>
         </w:rPr>
         <w:t xml:space="preserve">; </w:t>
@@ -1010,6 +1256,8 @@
       <w:hyperlink r:id="rId30">
         <w:r>
           <w:rPr>
+            <w:rtl/>
+            <w:cs/>
             <w:lang w:val="ar_AE" w:bidi="ar_AE"/>
           </w:rPr>
           <w:rPr>
@@ -1021,17 +1269,23 @@
       </w:hyperlink>
       <w:r>
         <w:rPr>
+          <w:rtl/>
+          <w:cs/>
           <w:lang w:val="ar_AE" w:bidi="ar_AE"/>
         </w:rPr>
         <w:t>).</w:t>
       </w:r>
       <w:r>
         <w:rPr>
-          <w:lang w:val="ar_AE" w:bidi="ar_AE"/>
-        </w:rPr>
-      </w:r>
-      <w:r>
-        <w:rPr>
+          <w:rtl/>
+          <w:cs/>
+          <w:lang w:val="ar_AE" w:bidi="ar_AE"/>
+        </w:rPr>
+      </w:r>
+      <w:r>
+        <w:rPr>
+          <w:rtl/>
+          <w:cs/>
           <w:lang w:val="ar_AE" w:bidi="ar_AE"/>
         </w:rPr>
       </w:r>
@@ -1042,6 +1296,8 @@
       </w:pPr>
       <w:r>
         <w:rPr>
+          <w:rtl/>
+          <w:cs/>
           <w:lang w:val="ar_AE" w:bidi="ar_AE"/>
         </w:rPr>
       </w:r>
@@ -1053,12 +1309,16 @@
       </w:pPr>
       <w:r>
         <w:rPr>
+          <w:rtl/>
+          <w:cs/>
           <w:lang w:val="ar_AE" w:bidi="ar_AE"/>
         </w:rPr>
         <w:t>3 يوحنا 1: 9</w:t>
       </w:r>
       <w:r>
         <w:rPr>
+          <w:rtl/>
+          <w:cs/>
           <w:lang w:val="ar_AE" w:bidi="ar_AE"/>
         </w:rPr>
       </w:r>
@@ -1069,11 +1329,15 @@
       </w:pPr>
       <w:r>
         <w:rPr>
-          <w:lang w:val="ar_AE" w:bidi="ar_AE"/>
-        </w:rPr>
-      </w:r>
-      <w:r>
-        <w:rPr>
+          <w:rtl/>
+          <w:cs/>
+          <w:lang w:val="ar_AE" w:bidi="ar_AE"/>
+        </w:rPr>
+      </w:r>
+      <w:r>
+        <w:rPr>
+          <w:rtl/>
+          <w:cs/>
           <w:lang w:val="ar_AE" w:bidi="ar_AE"/>
         </w:rPr>
         <w:t xml:space="preserve">كَتَبْتُ إِلَى الْكَنِيسَةِ بخصوص هذا الأمر: قد يشير ذلك إلى 1 يوحنا أو إلى رسالة مفقودة الآن. • دِيُوتْرِيفِسَ كان مليئًا بالكبرياء والاعتداد بالذات (قارن </w:t>
@@ -1081,6 +1345,8 @@
       <w:hyperlink r:id="rId31">
         <w:r>
           <w:rPr>
+            <w:rtl/>
+            <w:cs/>
             <w:lang w:val="ar_AE" w:bidi="ar_AE"/>
           </w:rPr>
           <w:rPr>
@@ -1092,6 +1358,8 @@
       </w:hyperlink>
       <w:r>
         <w:rPr>
+          <w:rtl/>
+          <w:cs/>
           <w:lang w:val="ar_AE" w:bidi="ar_AE"/>
         </w:rPr>
         <w:t xml:space="preserve">)، مدفوعًا بالطموح الأناني. • لاَ يَقْبَلُنَا: كان هذا الانشقاق إحدى القضايا الرئيسية التي تناولها يوحنا في 1 يوحنا (انظر، على سبيل المثال، </w:t>
@@ -1099,6 +1367,8 @@
       <w:hyperlink r:id="rId32">
         <w:r>
           <w:rPr>
+            <w:rtl/>
+            <w:cs/>
             <w:lang w:val="ar_AE" w:bidi="ar_AE"/>
           </w:rPr>
           <w:rPr>
@@ -1110,6 +1380,8 @@
       </w:hyperlink>
       <w:r>
         <w:rPr>
+          <w:rtl/>
+          <w:cs/>
           <w:lang w:val="ar_AE" w:bidi="ar_AE"/>
         </w:rPr>
         <w:t xml:space="preserve">; </w:t>
@@ -1117,6 +1389,8 @@
       <w:hyperlink r:id="rId33">
         <w:r>
           <w:rPr>
+            <w:rtl/>
+            <w:cs/>
             <w:lang w:val="ar_AE" w:bidi="ar_AE"/>
           </w:rPr>
           <w:rPr>
@@ -1128,17 +1402,23 @@
       </w:hyperlink>
       <w:r>
         <w:rPr>
+          <w:rtl/>
+          <w:cs/>
           <w:lang w:val="ar_AE" w:bidi="ar_AE"/>
         </w:rPr>
         <w:t>). رفض ديوتريفس المُعَلِّمين الذين أرسلهم يوحنا وحَرَّم أي عضو من أعضاء الكنيسة كان قد قبلهم. فقد كان يرغب في حكم الكنيسة المحلية دون أن يخضع لأي سلطة خارجية.</w:t>
       </w:r>
       <w:r>
         <w:rPr>
-          <w:lang w:val="ar_AE" w:bidi="ar_AE"/>
-        </w:rPr>
-      </w:r>
-      <w:r>
-        <w:rPr>
+          <w:rtl/>
+          <w:cs/>
+          <w:lang w:val="ar_AE" w:bidi="ar_AE"/>
+        </w:rPr>
+      </w:r>
+      <w:r>
+        <w:rPr>
+          <w:rtl/>
+          <w:cs/>
           <w:lang w:val="ar_AE" w:bidi="ar_AE"/>
         </w:rPr>
       </w:r>
@@ -1149,6 +1429,8 @@
       </w:pPr>
       <w:r>
         <w:rPr>
+          <w:rtl/>
+          <w:cs/>
           <w:lang w:val="ar_AE" w:bidi="ar_AE"/>
         </w:rPr>
       </w:r>
@@ -1160,12 +1442,16 @@
       </w:pPr>
       <w:r>
         <w:rPr>
+          <w:rtl/>
+          <w:cs/>
           <w:lang w:val="ar_AE" w:bidi="ar_AE"/>
         </w:rPr>
         <w:t>3 يوحنا 1: 9–12</w:t>
       </w:r>
       <w:r>
         <w:rPr>
+          <w:rtl/>
+          <w:cs/>
           <w:lang w:val="ar_AE" w:bidi="ar_AE"/>
         </w:rPr>
       </w:r>
@@ -1176,22 +1462,30 @@
       </w:pPr>
       <w:r>
         <w:rPr>
-          <w:lang w:val="ar_AE" w:bidi="ar_AE"/>
-        </w:rPr>
-      </w:r>
-      <w:r>
-        <w:rPr>
+          <w:rtl/>
+          <w:cs/>
+          <w:lang w:val="ar_AE" w:bidi="ar_AE"/>
+        </w:rPr>
+      </w:r>
+      <w:r>
+        <w:rPr>
+          <w:rtl/>
+          <w:cs/>
           <w:lang w:val="ar_AE" w:bidi="ar_AE"/>
         </w:rPr>
         <w:t>في هذه الآيات، يدين يوحنا ديوتريفس في حين يشير إلى ديمتريوس كنموذج للمسيحي المؤمن الذي يعيش بحسب الحق. ويُشجِّع غايس على الاقتداء بديمتريوس.</w:t>
       </w:r>
       <w:r>
         <w:rPr>
-          <w:lang w:val="ar_AE" w:bidi="ar_AE"/>
-        </w:rPr>
-      </w:r>
-      <w:r>
-        <w:rPr>
+          <w:rtl/>
+          <w:cs/>
+          <w:lang w:val="ar_AE" w:bidi="ar_AE"/>
+        </w:rPr>
+      </w:r>
+      <w:r>
+        <w:rPr>
+          <w:rtl/>
+          <w:cs/>
           <w:lang w:val="ar_AE" w:bidi="ar_AE"/>
         </w:rPr>
       </w:r>
@@ -1202,6 +1496,8 @@
       </w:pPr>
       <w:r>
         <w:rPr>
+          <w:rtl/>
+          <w:cs/>
           <w:lang w:val="ar_AE" w:bidi="ar_AE"/>
         </w:rPr>
       </w:r>
@@ -1213,12 +1509,16 @@
       </w:pPr>
       <w:r>
         <w:rPr>
+          <w:rtl/>
+          <w:cs/>
           <w:lang w:val="ar_AE" w:bidi="ar_AE"/>
         </w:rPr>
         <w:t>3 يوحنا 1: 11</w:t>
       </w:r>
       <w:r>
         <w:rPr>
+          <w:rtl/>
+          <w:cs/>
           <w:lang w:val="ar_AE" w:bidi="ar_AE"/>
         </w:rPr>
       </w:r>
@@ -1229,11 +1529,15 @@
       </w:pPr>
       <w:r>
         <w:rPr>
-          <w:lang w:val="ar_AE" w:bidi="ar_AE"/>
-        </w:rPr>
-      </w:r>
-      <w:r>
-        <w:rPr>
+          <w:rtl/>
+          <w:cs/>
+          <w:lang w:val="ar_AE" w:bidi="ar_AE"/>
+        </w:rPr>
+      </w:r>
+      <w:r>
+        <w:rPr>
+          <w:rtl/>
+          <w:cs/>
           <w:lang w:val="ar_AE" w:bidi="ar_AE"/>
         </w:rPr>
         <w:t>وَمَنْ يَصْنَعُ الشَّرَّ: أُدين ديوتريفس لإخفاقه في العيش وفقًا لوصية المحبة المسيحية (</w:t>
@@ -1241,6 +1545,8 @@
       <w:hyperlink r:id="rId34">
         <w:r>
           <w:rPr>
+            <w:rtl/>
+            <w:cs/>
             <w:lang w:val="ar_AE" w:bidi="ar_AE"/>
           </w:rPr>
           <w:rPr>
@@ -1252,17 +1558,23 @@
       </w:hyperlink>
       <w:r>
         <w:rPr>
+          <w:rtl/>
+          <w:cs/>
           <w:lang w:val="ar_AE" w:bidi="ar_AE"/>
         </w:rPr>
         <w:t>). كان هذا هو السبب الذي جعل غايس متيقِّنًا من أن ديوتريفس لم يكن يعيش وفقًا للحق. وينطبق هذا على كل من يرفض قبول التعليم الرسولي عن يسوع المسيح ويرفض العيش في شركة مع الآخرين الذين يتبعون ذلك.</w:t>
       </w:r>
       <w:r>
         <w:rPr>
-          <w:lang w:val="ar_AE" w:bidi="ar_AE"/>
-        </w:rPr>
-      </w:r>
-      <w:r>
-        <w:rPr>
+          <w:rtl/>
+          <w:cs/>
+          <w:lang w:val="ar_AE" w:bidi="ar_AE"/>
+        </w:rPr>
+      </w:r>
+      <w:r>
+        <w:rPr>
+          <w:rtl/>
+          <w:cs/>
           <w:lang w:val="ar_AE" w:bidi="ar_AE"/>
         </w:rPr>
       </w:r>
@@ -1273,6 +1585,8 @@
       </w:pPr>
       <w:r>
         <w:rPr>
+          <w:rtl/>
+          <w:cs/>
           <w:lang w:val="ar_AE" w:bidi="ar_AE"/>
         </w:rPr>
       </w:r>
@@ -1284,12 +1598,16 @@
       </w:pPr>
       <w:r>
         <w:rPr>
+          <w:rtl/>
+          <w:cs/>
           <w:lang w:val="ar_AE" w:bidi="ar_AE"/>
         </w:rPr>
         <w:t>3 يوحنا 1: 12</w:t>
       </w:r>
       <w:r>
         <w:rPr>
+          <w:rtl/>
+          <w:cs/>
           <w:lang w:val="ar_AE" w:bidi="ar_AE"/>
         </w:rPr>
       </w:r>
@@ -1300,11 +1618,15 @@
       </w:pPr>
       <w:r>
         <w:rPr>
-          <w:lang w:val="ar_AE" w:bidi="ar_AE"/>
-        </w:rPr>
-      </w:r>
-      <w:r>
-        <w:rPr>
+          <w:rtl/>
+          <w:cs/>
+          <w:lang w:val="ar_AE" w:bidi="ar_AE"/>
+        </w:rPr>
+      </w:r>
+      <w:r>
+        <w:rPr>
+          <w:rtl/>
+          <w:cs/>
           <w:lang w:val="ar_AE" w:bidi="ar_AE"/>
         </w:rPr>
         <w:t>كان ديمتريوس على النقيض تمامًا من ديوتريفس، حيث كان مثالًا بارزًا لمن يعرف الحق ويحيا بمقتضاه (</w:t>
@@ -1312,6 +1634,8 @@
       <w:hyperlink r:id="rId23">
         <w:r>
           <w:rPr>
+            <w:rtl/>
+            <w:cs/>
             <w:lang w:val="ar_AE" w:bidi="ar_AE"/>
           </w:rPr>
           <w:rPr>
@@ -1323,6 +1647,8 @@
       </w:hyperlink>
       <w:r>
         <w:rPr>
+          <w:rtl/>
+          <w:cs/>
           <w:lang w:val="ar_AE" w:bidi="ar_AE"/>
         </w:rPr>
         <w:t xml:space="preserve">). ويشير وضع اسم ديمتريوس في نهاية الرسالة إلى أنه كان الشخص الذي حمل رسالة يوحنا إلى غايس (قارن </w:t>
@@ -1330,6 +1656,8 @@
       <w:hyperlink r:id="rId35">
         <w:r>
           <w:rPr>
+            <w:rtl/>
+            <w:cs/>
             <w:lang w:val="ar_AE" w:bidi="ar_AE"/>
           </w:rPr>
           <w:rPr>
@@ -1341,6 +1669,8 @@
       </w:hyperlink>
       <w:r>
         <w:rPr>
+          <w:rtl/>
+          <w:cs/>
           <w:lang w:val="ar_AE" w:bidi="ar_AE"/>
         </w:rPr>
         <w:t xml:space="preserve">; </w:t>
@@ -1348,6 +1678,8 @@
       <w:hyperlink r:id="rId36">
         <w:r>
           <w:rPr>
+            <w:rtl/>
+            <w:cs/>
             <w:lang w:val="ar_AE" w:bidi="ar_AE"/>
           </w:rPr>
           <w:rPr>
@@ -1359,17 +1691,23 @@
       </w:hyperlink>
       <w:r>
         <w:rPr>
+          <w:rtl/>
+          <w:cs/>
           <w:lang w:val="ar_AE" w:bidi="ar_AE"/>
         </w:rPr>
         <w:t>). • وَأَنْتُمْ تَعْلَمُونَ أَنَّ شَهَادَتَنَا هِيَ صَادِقَةٌ: أراد يوحنا حماية مكانته كشيخ موثوق به على هذه الكنائس بدلًا من أن يَخجَل بسبب أي استيلاء محتمل من قِبَل ديوتريفس والمُعَلِّمين الكذبة الآخرين.</w:t>
       </w:r>
       <w:r>
         <w:rPr>
-          <w:lang w:val="ar_AE" w:bidi="ar_AE"/>
-        </w:rPr>
-      </w:r>
-      <w:r>
-        <w:rPr>
+          <w:rtl/>
+          <w:cs/>
+          <w:lang w:val="ar_AE" w:bidi="ar_AE"/>
+        </w:rPr>
+      </w:r>
+      <w:r>
+        <w:rPr>
+          <w:rtl/>
+          <w:cs/>
           <w:lang w:val="ar_AE" w:bidi="ar_AE"/>
         </w:rPr>
       </w:r>
@@ -1380,6 +1718,8 @@
       </w:pPr>
       <w:r>
         <w:rPr>
+          <w:rtl/>
+          <w:cs/>
           <w:lang w:val="ar_AE" w:bidi="ar_AE"/>
         </w:rPr>
       </w:r>
@@ -1391,12 +1731,16 @@
       </w:pPr>
       <w:r>
         <w:rPr>
+          <w:rtl/>
+          <w:cs/>
           <w:lang w:val="ar_AE" w:bidi="ar_AE"/>
         </w:rPr>
         <w:t>3 يوحنا 1: 13</w:t>
       </w:r>
       <w:r>
         <w:rPr>
+          <w:rtl/>
+          <w:cs/>
           <w:lang w:val="ar_AE" w:bidi="ar_AE"/>
         </w:rPr>
       </w:r>
@@ -1407,11 +1751,15 @@
       </w:pPr>
       <w:r>
         <w:rPr>
-          <w:lang w:val="ar_AE" w:bidi="ar_AE"/>
-        </w:rPr>
-      </w:r>
-      <w:r>
-        <w:rPr>
+          <w:rtl/>
+          <w:cs/>
+          <w:lang w:val="ar_AE" w:bidi="ar_AE"/>
+        </w:rPr>
+      </w:r>
+      <w:r>
+        <w:rPr>
+          <w:rtl/>
+          <w:cs/>
           <w:lang w:val="ar_AE" w:bidi="ar_AE"/>
         </w:rPr>
         <w:t xml:space="preserve"> بِحِبْرٍ وَقَلَمٍ (حرفيًا </w:t>
@@ -1419,12 +1767,16 @@
       <w:r>
         <w:rPr>
           <w:i/>
+          <w:rtl/>
+          <w:cs/>
           <w:lang w:val="ar_AE" w:bidi="ar_AE"/>
         </w:rPr>
         <w:t>الحبر والقصب</w:t>
       </w:r>
       <w:r>
         <w:rPr>
+          <w:rtl/>
+          <w:cs/>
           <w:lang w:val="ar_AE" w:bidi="ar_AE"/>
         </w:rPr>
         <w:t xml:space="preserve">): في العصور القديمة، كانت الكتابة تتم عادةً باستخدام قلم مصنوع من القصب وحبر الكربون الأسود (انظر أيضًا </w:t>
@@ -1432,6 +1784,8 @@
       <w:hyperlink r:id="rId37">
         <w:r>
           <w:rPr>
+            <w:rtl/>
+            <w:cs/>
             <w:lang w:val="ar_AE" w:bidi="ar_AE"/>
           </w:rPr>
           <w:rPr>
@@ -1443,17 +1797,23 @@
       </w:hyperlink>
       <w:r>
         <w:rPr>
+          <w:rtl/>
+          <w:cs/>
           <w:lang w:val="ar_AE" w:bidi="ar_AE"/>
         </w:rPr>
         <w:t>).</w:t>
       </w:r>
       <w:r>
         <w:rPr>
-          <w:lang w:val="ar_AE" w:bidi="ar_AE"/>
-        </w:rPr>
-      </w:r>
-      <w:r>
-        <w:rPr>
+          <w:rtl/>
+          <w:cs/>
+          <w:lang w:val="ar_AE" w:bidi="ar_AE"/>
+        </w:rPr>
+      </w:r>
+      <w:r>
+        <w:rPr>
+          <w:rtl/>
+          <w:cs/>
           <w:lang w:val="ar_AE" w:bidi="ar_AE"/>
         </w:rPr>
       </w:r>
@@ -1464,6 +1824,8 @@
       </w:pPr>
       <w:r>
         <w:rPr>
+          <w:rtl/>
+          <w:cs/>
           <w:lang w:val="ar_AE" w:bidi="ar_AE"/>
         </w:rPr>
       </w:r>
@@ -1475,12 +1837,16 @@
       </w:pPr>
       <w:r>
         <w:rPr>
+          <w:rtl/>
+          <w:cs/>
           <w:lang w:val="ar_AE" w:bidi="ar_AE"/>
         </w:rPr>
         <w:t>3 يوحنا 1: 13–15</w:t>
       </w:r>
       <w:r>
         <w:rPr>
+          <w:rtl/>
+          <w:cs/>
           <w:lang w:val="ar_AE" w:bidi="ar_AE"/>
         </w:rPr>
       </w:r>
@@ -1491,22 +1857,30 @@
       </w:pPr>
       <w:r>
         <w:rPr>
-          <w:lang w:val="ar_AE" w:bidi="ar_AE"/>
-        </w:rPr>
-      </w:r>
-      <w:r>
-        <w:rPr>
+          <w:rtl/>
+          <w:cs/>
+          <w:lang w:val="ar_AE" w:bidi="ar_AE"/>
+        </w:rPr>
+      </w:r>
+      <w:r>
+        <w:rPr>
+          <w:rtl/>
+          <w:cs/>
           <w:lang w:val="ar_AE" w:bidi="ar_AE"/>
         </w:rPr>
         <w:t>كما هو الحال في 2 يوحنا، يُظهر ختام 3 يوحنا رغبة يوحنا في القيام بزيارة شخصية والاطلاع على تعليمات هذه الرسالة.</w:t>
       </w:r>
       <w:r>
         <w:rPr>
-          <w:lang w:val="ar_AE" w:bidi="ar_AE"/>
-        </w:rPr>
-      </w:r>
-      <w:r>
-        <w:rPr>
+          <w:rtl/>
+          <w:cs/>
+          <w:lang w:val="ar_AE" w:bidi="ar_AE"/>
+        </w:rPr>
+      </w:r>
+      <w:r>
+        <w:rPr>
+          <w:rtl/>
+          <w:cs/>
           <w:lang w:val="ar_AE" w:bidi="ar_AE"/>
         </w:rPr>
       </w:r>
@@ -1517,6 +1891,8 @@
       </w:pPr>
       <w:r>
         <w:rPr>
+          <w:rtl/>
+          <w:cs/>
           <w:lang w:val="ar_AE" w:bidi="ar_AE"/>
         </w:rPr>
       </w:r>
@@ -1528,12 +1904,16 @@
       </w:pPr>
       <w:r>
         <w:rPr>
+          <w:rtl/>
+          <w:cs/>
           <w:lang w:val="ar_AE" w:bidi="ar_AE"/>
         </w:rPr>
         <w:t>3 يوحنا 1: 14</w:t>
       </w:r>
       <w:r>
         <w:rPr>
+          <w:rtl/>
+          <w:cs/>
           <w:lang w:val="ar_AE" w:bidi="ar_AE"/>
         </w:rPr>
       </w:r>
@@ -1544,11 +1924,15 @@
       </w:pPr>
       <w:r>
         <w:rPr>
-          <w:lang w:val="ar_AE" w:bidi="ar_AE"/>
-        </w:rPr>
-      </w:r>
-      <w:r>
-        <w:rPr>
+          <w:rtl/>
+          <w:cs/>
+          <w:lang w:val="ar_AE" w:bidi="ar_AE"/>
+        </w:rPr>
+      </w:r>
+      <w:r>
+        <w:rPr>
+          <w:rtl/>
+          <w:cs/>
           <w:lang w:val="ar_AE" w:bidi="ar_AE"/>
         </w:rPr>
         <w:t xml:space="preserve">التعبير الاصطلاحي الإنجليزي "وجهًا لوجه" يعادل التعبير الاصطلاحي اليوناني المستخدم هنا (حرفيًا </w:t>
@@ -1556,12 +1940,16 @@
       <w:r>
         <w:rPr>
           <w:i/>
+          <w:rtl/>
+          <w:cs/>
           <w:lang w:val="ar_AE" w:bidi="ar_AE"/>
         </w:rPr>
         <w:t>فمًا لفم؛</w:t>
       </w:r>
       <w:r>
         <w:rPr>
+          <w:rtl/>
+          <w:cs/>
           <w:lang w:val="ar_AE" w:bidi="ar_AE"/>
         </w:rPr>
         <w:t xml:space="preserve"> انظر أيضًا </w:t>
@@ -1569,6 +1957,8 @@
       <w:hyperlink r:id="rId37">
         <w:r>
           <w:rPr>
+            <w:rtl/>
+            <w:cs/>
             <w:lang w:val="ar_AE" w:bidi="ar_AE"/>
           </w:rPr>
           <w:rPr>
@@ -1580,17 +1970,23 @@
       </w:hyperlink>
       <w:r>
         <w:rPr>
+          <w:rtl/>
+          <w:cs/>
           <w:lang w:val="ar_AE" w:bidi="ar_AE"/>
         </w:rPr>
         <w:t>).</w:t>
       </w:r>
       <w:r>
         <w:rPr>
-          <w:lang w:val="ar_AE" w:bidi="ar_AE"/>
-        </w:rPr>
-      </w:r>
-      <w:r>
-        <w:rPr>
+          <w:rtl/>
+          <w:cs/>
+          <w:lang w:val="ar_AE" w:bidi="ar_AE"/>
+        </w:rPr>
+      </w:r>
+      <w:r>
+        <w:rPr>
+          <w:rtl/>
+          <w:cs/>
           <w:lang w:val="ar_AE" w:bidi="ar_AE"/>
         </w:rPr>
       </w:r>
@@ -1601,6 +1997,8 @@
       </w:pPr>
       <w:r>
         <w:rPr>
+          <w:rtl/>
+          <w:cs/>
           <w:lang w:val="ar_AE" w:bidi="ar_AE"/>
         </w:rPr>
       </w:r>
@@ -1612,12 +2010,16 @@
       </w:pPr>
       <w:r>
         <w:rPr>
+          <w:rtl/>
+          <w:cs/>
           <w:lang w:val="ar_AE" w:bidi="ar_AE"/>
         </w:rPr>
         <w:t>3 يوحنا 1: 15</w:t>
       </w:r>
       <w:r>
         <w:rPr>
+          <w:rtl/>
+          <w:cs/>
           <w:lang w:val="ar_AE" w:bidi="ar_AE"/>
         </w:rPr>
       </w:r>
@@ -1628,11 +2030,15 @@
       </w:pPr>
       <w:r>
         <w:rPr>
-          <w:lang w:val="ar_AE" w:bidi="ar_AE"/>
-        </w:rPr>
-      </w:r>
-      <w:r>
-        <w:rPr>
+          <w:rtl/>
+          <w:cs/>
+          <w:lang w:val="ar_AE" w:bidi="ar_AE"/>
+        </w:rPr>
+      </w:r>
+      <w:r>
+        <w:rPr>
+          <w:rtl/>
+          <w:cs/>
           <w:lang w:val="ar_AE" w:bidi="ar_AE"/>
         </w:rPr>
         <w:t>يختتم يوحنّا رسالته بودَاعِه وتحياته للآخرين. • سَلاَمٌ لَكَ: كانت هذه تحية تقليدية بين اليهود (</w:t>
@@ -1640,6 +2046,8 @@
       <w:hyperlink r:id="rId38">
         <w:r>
           <w:rPr>
+            <w:rtl/>
+            <w:cs/>
             <w:lang w:val="ar_AE" w:bidi="ar_AE"/>
           </w:rPr>
           <w:rPr>
@@ -1651,6 +2059,8 @@
       </w:hyperlink>
       <w:r>
         <w:rPr>
+          <w:rtl/>
+          <w:cs/>
           <w:lang w:val="ar_AE" w:bidi="ar_AE"/>
         </w:rPr>
         <w:t xml:space="preserve">; </w:t>
@@ -1658,6 +2068,8 @@
       <w:hyperlink r:id="rId39">
         <w:r>
           <w:rPr>
+            <w:rtl/>
+            <w:cs/>
             <w:lang w:val="ar_AE" w:bidi="ar_AE"/>
           </w:rPr>
           <w:rPr>
@@ -1669,6 +2081,8 @@
       </w:hyperlink>
       <w:r>
         <w:rPr>
+          <w:rtl/>
+          <w:cs/>
           <w:lang w:val="ar_AE" w:bidi="ar_AE"/>
         </w:rPr>
         <w:t>)، والتي أصبحت ذات أهمية متزايدة للمسيحيين لأن يسوع استخدمها بعد قيامته (</w:t>
@@ -1676,6 +2090,8 @@
       <w:hyperlink r:id="rId40">
         <w:r>
           <w:rPr>
+            <w:rtl/>
+            <w:cs/>
             <w:lang w:val="ar_AE" w:bidi="ar_AE"/>
           </w:rPr>
           <w:rPr>
@@ -1687,6 +2103,8 @@
       </w:hyperlink>
       <w:r>
         <w:rPr>
+          <w:rtl/>
+          <w:cs/>
           <w:lang w:val="ar_AE" w:bidi="ar_AE"/>
         </w:rPr>
         <w:t xml:space="preserve">, </w:t>
@@ -1694,6 +2112,8 @@
       <w:hyperlink r:id="rId41">
         <w:r>
           <w:rPr>
+            <w:rtl/>
+            <w:cs/>
             <w:lang w:val="ar_AE" w:bidi="ar_AE"/>
           </w:rPr>
           <w:rPr>
@@ -1705,6 +2125,8 @@
       </w:hyperlink>
       <w:r>
         <w:rPr>
+          <w:rtl/>
+          <w:cs/>
           <w:lang w:val="ar_AE" w:bidi="ar_AE"/>
         </w:rPr>
         <w:t xml:space="preserve">). • أرسل لهم تحياتي الشخصية (حرفيًا </w:t>
@@ -1712,12 +2134,16 @@
       <w:r>
         <w:rPr>
           <w:i/>
+          <w:rtl/>
+          <w:cs/>
           <w:lang w:val="ar_AE" w:bidi="ar_AE"/>
         </w:rPr>
         <w:t>سَلِّمْ عَلَى الأَحِبَّاءِ بِأَسْمَائِهِمْ</w:t>
       </w:r>
       <w:r>
         <w:rPr>
+          <w:rtl/>
+          <w:cs/>
           <w:lang w:val="ar_AE" w:bidi="ar_AE"/>
         </w:rPr>
         <w:t xml:space="preserve">): كان على غايس أن يحيي الأصدقاء - أي أولئك الذين يقبلون الإنجيل الرسولي ويعيشون وفقًا للحق (قارن </w:t>
@@ -1725,6 +2151,8 @@
       <w:hyperlink r:id="rId42">
         <w:r>
           <w:rPr>
+            <w:rtl/>
+            <w:cs/>
             <w:lang w:val="ar_AE" w:bidi="ar_AE"/>
           </w:rPr>
           <w:rPr>
@@ -1736,17 +2164,23 @@
       </w:hyperlink>
       <w:r>
         <w:rPr>
+          <w:rtl/>
+          <w:cs/>
           <w:lang w:val="ar_AE" w:bidi="ar_AE"/>
         </w:rPr>
         <w:t>).</w:t>
       </w:r>
       <w:r>
         <w:rPr>
-          <w:lang w:val="ar_AE" w:bidi="ar_AE"/>
-        </w:rPr>
-      </w:r>
-      <w:r>
-        <w:rPr>
+          <w:rtl/>
+          <w:cs/>
+          <w:lang w:val="ar_AE" w:bidi="ar_AE"/>
+        </w:rPr>
+      </w:r>
+      <w:r>
+        <w:rPr>
+          <w:rtl/>
+          <w:cs/>
           <w:lang w:val="ar_AE" w:bidi="ar_AE"/>
         </w:rPr>
       </w:r>

--- a/arb/docx/64.content.docx
+++ b/arb/docx/64.content.docx
@@ -342,20 +342,14 @@
         </w:rPr>
         <w:t xml:space="preserve">). • هناك عدة أشخاص باسم غايس في العهد الجديد (انظر </w:t>
       </w:r>
-      <w:hyperlink r:id="rId13">
-        <w:r>
-          <w:rPr>
-            <w:rtl/>
-            <w:cs/>
-            <w:lang w:val="ar_AE" w:bidi="ar_AE"/>
-          </w:rPr>
-          <w:rPr>
-            <w:color w:val="0000EE"/>
-            <w:u w:val="single"/>
-          </w:rPr>
-          <w:t>أعمال 19:29</w:t>
-        </w:r>
-      </w:hyperlink>
+      <w:r>
+        <w:rPr>
+          <w:rtl/>
+          <w:cs/>
+          <w:lang w:val="ar_AE" w:bidi="ar_AE"/>
+        </w:rPr>
+        <w:t>أعمال 19:29</w:t>
+      </w:r>
       <w:r>
         <w:rPr>
           <w:rtl/>
@@ -364,20 +358,14 @@
         </w:rPr>
         <w:t xml:space="preserve">; </w:t>
       </w:r>
-      <w:hyperlink r:id="rId14">
-        <w:r>
-          <w:rPr>
-            <w:rtl/>
-            <w:cs/>
-            <w:lang w:val="ar_AE" w:bidi="ar_AE"/>
-          </w:rPr>
-          <w:rPr>
-            <w:color w:val="0000EE"/>
-            <w:u w:val="single"/>
-          </w:rPr>
-          <w:t>20:4</w:t>
-        </w:r>
-      </w:hyperlink>
+      <w:r>
+        <w:rPr>
+          <w:rtl/>
+          <w:cs/>
+          <w:lang w:val="ar_AE" w:bidi="ar_AE"/>
+        </w:rPr>
+        <w:t>20:4</w:t>
+      </w:r>
       <w:r>
         <w:rPr>
           <w:rtl/>
@@ -386,20 +374,14 @@
         </w:rPr>
         <w:t xml:space="preserve">; </w:t>
       </w:r>
-      <w:hyperlink r:id="rId15">
-        <w:r>
-          <w:rPr>
-            <w:rtl/>
-            <w:cs/>
-            <w:lang w:val="ar_AE" w:bidi="ar_AE"/>
-          </w:rPr>
-          <w:rPr>
-            <w:color w:val="0000EE"/>
-            <w:u w:val="single"/>
-          </w:rPr>
-          <w:t>رومية 16:23</w:t>
-        </w:r>
-      </w:hyperlink>
+      <w:r>
+        <w:rPr>
+          <w:rtl/>
+          <w:cs/>
+          <w:lang w:val="ar_AE" w:bidi="ar_AE"/>
+        </w:rPr>
+        <w:t>رومية 16:23</w:t>
+      </w:r>
       <w:r>
         <w:rPr>
           <w:rtl/>
@@ -408,20 +390,14 @@
         </w:rPr>
         <w:t xml:space="preserve">; </w:t>
       </w:r>
-      <w:hyperlink r:id="rId16">
-        <w:r>
-          <w:rPr>
-            <w:rtl/>
-            <w:cs/>
-            <w:lang w:val="ar_AE" w:bidi="ar_AE"/>
-          </w:rPr>
-          <w:rPr>
-            <w:color w:val="0000EE"/>
-            <w:u w:val="single"/>
-          </w:rPr>
-          <w:t>1 كورنثوس 1:14</w:t>
-        </w:r>
-      </w:hyperlink>
+      <w:r>
+        <w:rPr>
+          <w:rtl/>
+          <w:cs/>
+          <w:lang w:val="ar_AE" w:bidi="ar_AE"/>
+        </w:rPr>
+        <w:t>1 كورنثوس 1:14</w:t>
+      </w:r>
       <w:r>
         <w:rPr>
           <w:rtl/>
@@ -581,20 +557,14 @@
         </w:rPr>
         <w:t xml:space="preserve">) على الأرجح مبعوثي يوحنا الذين كانوا يسافرون من كنيسة إلى أخرى، يُعَلِّمون الأخبار السارة ويشجعون المؤمنين (انظر </w:t>
       </w:r>
-      <w:hyperlink r:id="rId17">
-        <w:r>
-          <w:rPr>
-            <w:rtl/>
-            <w:cs/>
-            <w:lang w:val="ar_AE" w:bidi="ar_AE"/>
-          </w:rPr>
-          <w:rPr>
-            <w:color w:val="0000EE"/>
-            <w:u w:val="single"/>
-          </w:rPr>
-          <w:t>1:5</w:t>
-        </w:r>
-      </w:hyperlink>
+      <w:r>
+        <w:rPr>
+          <w:rtl/>
+          <w:cs/>
+          <w:lang w:val="ar_AE" w:bidi="ar_AE"/>
+        </w:rPr>
+        <w:t>1:5</w:t>
+      </w:r>
       <w:r>
         <w:rPr>
           <w:rtl/>
@@ -603,20 +573,14 @@
         </w:rPr>
         <w:t xml:space="preserve">, </w:t>
       </w:r>
-      <w:hyperlink r:id="rId18">
-        <w:r>
-          <w:rPr>
-            <w:rtl/>
-            <w:cs/>
-            <w:lang w:val="ar_AE" w:bidi="ar_AE"/>
-          </w:rPr>
-          <w:rPr>
-            <w:color w:val="0000EE"/>
-            <w:u w:val="single"/>
-          </w:rPr>
-          <w:t>10</w:t>
-        </w:r>
-      </w:hyperlink>
+      <w:r>
+        <w:rPr>
+          <w:rtl/>
+          <w:cs/>
+          <w:lang w:val="ar_AE" w:bidi="ar_AE"/>
+        </w:rPr>
+        <w:t>10</w:t>
+      </w:r>
       <w:r>
         <w:rPr>
           <w:rtl/>
@@ -625,20 +589,14 @@
         </w:rPr>
         <w:t xml:space="preserve">). • كَمَا أَنَّكَ تَسْلُكُ بِالْحَقِّ: كان غايس مُخْلِصًا لإنجيل الرسل الخاص بيسوع المسيح. بينما أنكر المُعَلِّمون الكذبة حقيقة التجسد أو الموت الكفاري ليسوع المسيح (قارن </w:t>
       </w:r>
-      <w:hyperlink r:id="rId19">
-        <w:r>
-          <w:rPr>
-            <w:rtl/>
-            <w:cs/>
-            <w:lang w:val="ar_AE" w:bidi="ar_AE"/>
-          </w:rPr>
-          <w:rPr>
-            <w:color w:val="0000EE"/>
-            <w:u w:val="single"/>
-          </w:rPr>
-          <w:t>1 يوحنا 4:1–3</w:t>
-        </w:r>
-      </w:hyperlink>
+      <w:r>
+        <w:rPr>
+          <w:rtl/>
+          <w:cs/>
+          <w:lang w:val="ar_AE" w:bidi="ar_AE"/>
+        </w:rPr>
+        <w:t>1 يوحنا 4:1–3</w:t>
+      </w:r>
       <w:r>
         <w:rPr>
           <w:rtl/>
@@ -714,20 +672,14 @@
         </w:rPr>
         <w:t xml:space="preserve">كما في 2 يوحنا (انظر </w:t>
       </w:r>
-      <w:hyperlink r:id="rId20">
-        <w:r>
-          <w:rPr>
-            <w:rtl/>
-            <w:cs/>
-            <w:lang w:val="ar_AE" w:bidi="ar_AE"/>
-          </w:rPr>
-          <w:rPr>
-            <w:color w:val="0000EE"/>
-            <w:u w:val="single"/>
-          </w:rPr>
-          <w:t>2 يو 1:1–4</w:t>
-        </w:r>
-      </w:hyperlink>
+      <w:r>
+        <w:rPr>
+          <w:rtl/>
+          <w:cs/>
+          <w:lang w:val="ar_AE" w:bidi="ar_AE"/>
+        </w:rPr>
+        <w:t>2 يو 1:1–4</w:t>
+      </w:r>
       <w:r>
         <w:rPr>
           <w:rtl/>
@@ -736,20 +688,14 @@
         </w:rPr>
         <w:t>)، يركز يوحنا على معرفة واتِّبَاع الحق على عكس ديوتريفس وأتباعه (</w:t>
       </w:r>
-      <w:hyperlink r:id="rId21">
-        <w:r>
-          <w:rPr>
-            <w:rtl/>
-            <w:cs/>
-            <w:lang w:val="ar_AE" w:bidi="ar_AE"/>
-          </w:rPr>
-          <w:rPr>
-            <w:color w:val="0000EE"/>
-            <w:u w:val="single"/>
-          </w:rPr>
-          <w:t>3 يو 1:9</w:t>
-        </w:r>
-      </w:hyperlink>
+      <w:r>
+        <w:rPr>
+          <w:rtl/>
+          <w:cs/>
+          <w:lang w:val="ar_AE" w:bidi="ar_AE"/>
+        </w:rPr>
+        <w:t>3 يو 1:9</w:t>
+      </w:r>
       <w:r>
         <w:rPr>
           <w:rtl/>
@@ -842,20 +788,14 @@
         </w:rPr>
         <w:t>) الذين أرسلهم يوحنا من كنيسة إلى أخرى لتأكيد تعليم الرُسل عن المسيح (</w:t>
       </w:r>
-      <w:hyperlink r:id="rId22">
-        <w:r>
-          <w:rPr>
-            <w:rtl/>
-            <w:cs/>
-            <w:lang w:val="ar_AE" w:bidi="ar_AE"/>
-          </w:rPr>
-          <w:rPr>
-            <w:color w:val="0000EE"/>
-            <w:u w:val="single"/>
-          </w:rPr>
-          <w:t>1:7–8</w:t>
-        </w:r>
-      </w:hyperlink>
+      <w:r>
+        <w:rPr>
+          <w:rtl/>
+          <w:cs/>
+          <w:lang w:val="ar_AE" w:bidi="ar_AE"/>
+        </w:rPr>
+        <w:t>1:7–8</w:t>
+      </w:r>
       <w:r>
         <w:rPr>
           <w:rtl/>
@@ -931,20 +871,14 @@
         </w:rPr>
         <w:t>يُشجع يوحنا الآن غايس على مواصلة دعم المُعَلِّمين المتجولين الذين أرسلهم يوحنا (</w:t>
       </w:r>
-      <w:hyperlink r:id="rId23">
-        <w:r>
-          <w:rPr>
-            <w:rtl/>
-            <w:cs/>
-            <w:lang w:val="ar_AE" w:bidi="ar_AE"/>
-          </w:rPr>
-          <w:rPr>
-            <w:color w:val="0000EE"/>
-            <w:u w:val="single"/>
-          </w:rPr>
-          <w:t>1:3</w:t>
-        </w:r>
-      </w:hyperlink>
+      <w:r>
+        <w:rPr>
+          <w:rtl/>
+          <w:cs/>
+          <w:lang w:val="ar_AE" w:bidi="ar_AE"/>
+        </w:rPr>
+        <w:t>1:3</w:t>
+      </w:r>
       <w:r>
         <w:rPr>
           <w:rtl/>
@@ -1020,20 +954,14 @@
         </w:rPr>
         <w:t>من المرجح أن الكنيسة هنا كانت في أفسس، حيث كان يوحنا يقيم على الأغلب. وقد كانت أفسس مدينة ساحلية مهمة في مقاطعة آسيا، ورابع أكبر مدينة في الإمبراطورية الرومانية. كما أصبحت مدينة ذات أهمية كبيرة للمجتمع المسيحي (</w:t>
       </w:r>
-      <w:hyperlink r:id="rId24">
-        <w:r>
-          <w:rPr>
-            <w:rtl/>
-            <w:cs/>
-            <w:lang w:val="ar_AE" w:bidi="ar_AE"/>
-          </w:rPr>
-          <w:rPr>
-            <w:color w:val="0000EE"/>
-            <w:u w:val="single"/>
-          </w:rPr>
-          <w:t>أعمال 18:19–19:41</w:t>
-        </w:r>
-      </w:hyperlink>
+      <w:r>
+        <w:rPr>
+          <w:rtl/>
+          <w:cs/>
+          <w:lang w:val="ar_AE" w:bidi="ar_AE"/>
+        </w:rPr>
+        <w:t>أعمال 18:19–19:41</w:t>
+      </w:r>
       <w:r>
         <w:rPr>
           <w:rtl/>
@@ -1042,20 +970,14 @@
         </w:rPr>
         <w:t xml:space="preserve">; </w:t>
       </w:r>
-      <w:hyperlink r:id="rId25">
-        <w:r>
-          <w:rPr>
-            <w:rtl/>
-            <w:cs/>
-            <w:lang w:val="ar_AE" w:bidi="ar_AE"/>
-          </w:rPr>
-          <w:rPr>
-            <w:color w:val="0000EE"/>
-            <w:u w:val="single"/>
-          </w:rPr>
-          <w:t>1 تيموثاوس 1:3</w:t>
-        </w:r>
-      </w:hyperlink>
+      <w:r>
+        <w:rPr>
+          <w:rtl/>
+          <w:cs/>
+          <w:lang w:val="ar_AE" w:bidi="ar_AE"/>
+        </w:rPr>
+        <w:t>1 تيموثاوس 1:3</w:t>
+      </w:r>
       <w:r>
         <w:rPr>
           <w:rtl/>
@@ -1064,20 +986,14 @@
         </w:rPr>
         <w:t xml:space="preserve">; </w:t>
       </w:r>
-      <w:hyperlink r:id="rId26">
-        <w:r>
-          <w:rPr>
-            <w:rtl/>
-            <w:cs/>
-            <w:lang w:val="ar_AE" w:bidi="ar_AE"/>
-          </w:rPr>
-          <w:rPr>
-            <w:color w:val="0000EE"/>
-            <w:u w:val="single"/>
-          </w:rPr>
-          <w:t>1 بطرس 1:1</w:t>
-        </w:r>
-      </w:hyperlink>
+      <w:r>
+        <w:rPr>
+          <w:rtl/>
+          <w:cs/>
+          <w:lang w:val="ar_AE" w:bidi="ar_AE"/>
+        </w:rPr>
+        <w:t>1 بطرس 1:1</w:t>
+      </w:r>
       <w:r>
         <w:rPr>
           <w:rtl/>
@@ -1086,20 +1002,14 @@
         </w:rPr>
         <w:t xml:space="preserve">; </w:t>
       </w:r>
-      <w:hyperlink r:id="rId27">
-        <w:r>
-          <w:rPr>
-            <w:rtl/>
-            <w:cs/>
-            <w:lang w:val="ar_AE" w:bidi="ar_AE"/>
-          </w:rPr>
-          <w:rPr>
-            <w:color w:val="0000EE"/>
-            <w:u w:val="single"/>
-          </w:rPr>
-          <w:t>رؤيا 2:1–7</w:t>
-        </w:r>
-      </w:hyperlink>
+      <w:r>
+        <w:rPr>
+          <w:rtl/>
+          <w:cs/>
+          <w:lang w:val="ar_AE" w:bidi="ar_AE"/>
+        </w:rPr>
+        <w:t>رؤيا 2:1–7</w:t>
+      </w:r>
       <w:r>
         <w:rPr>
           <w:rtl/>
@@ -1209,20 +1119,14 @@
         </w:rPr>
         <w:t xml:space="preserve"> كان يشير إلى يسوع المسيح (انظر </w:t>
       </w:r>
-      <w:hyperlink r:id="rId28">
-        <w:r>
-          <w:rPr>
-            <w:rtl/>
-            <w:cs/>
-            <w:lang w:val="ar_AE" w:bidi="ar_AE"/>
-          </w:rPr>
-          <w:rPr>
-            <w:color w:val="0000EE"/>
-            <w:u w:val="single"/>
-          </w:rPr>
-          <w:t>أعمال 5:41</w:t>
-        </w:r>
-      </w:hyperlink>
+      <w:r>
+        <w:rPr>
+          <w:rtl/>
+          <w:cs/>
+          <w:lang w:val="ar_AE" w:bidi="ar_AE"/>
+        </w:rPr>
+        <w:t>أعمال 5:41</w:t>
+      </w:r>
       <w:r>
         <w:rPr>
           <w:rtl/>
@@ -1231,20 +1135,14 @@
         </w:rPr>
         <w:t xml:space="preserve">). • اختار المُعَلِّمون المتجولون عدم قبول أي شيء يُعرض عليهم من أشخاص ليسوا مؤمنين، بل أن يعتمدوا بالكامل على الكنائس لدعمهم. لذلك يصبح المؤمنون الذين يدعمون المُعَلِّمين المتجولين الشرعيين شركاء لهم في تعليمهم الحق (انظر </w:t>
       </w:r>
-      <w:hyperlink r:id="rId29">
-        <w:r>
-          <w:rPr>
-            <w:rtl/>
-            <w:cs/>
-            <w:lang w:val="ar_AE" w:bidi="ar_AE"/>
-          </w:rPr>
-          <w:rPr>
-            <w:color w:val="0000EE"/>
-            <w:u w:val="single"/>
-          </w:rPr>
-          <w:t>متى 10:41–42</w:t>
-        </w:r>
-      </w:hyperlink>
+      <w:r>
+        <w:rPr>
+          <w:rtl/>
+          <w:cs/>
+          <w:lang w:val="ar_AE" w:bidi="ar_AE"/>
+        </w:rPr>
+        <w:t>متى 10:41–42</w:t>
+      </w:r>
       <w:r>
         <w:rPr>
           <w:rtl/>
@@ -1253,20 +1151,14 @@
         </w:rPr>
         <w:t xml:space="preserve">; </w:t>
       </w:r>
-      <w:hyperlink r:id="rId30">
-        <w:r>
-          <w:rPr>
-            <w:rtl/>
-            <w:cs/>
-            <w:lang w:val="ar_AE" w:bidi="ar_AE"/>
-          </w:rPr>
-          <w:rPr>
-            <w:color w:val="0000EE"/>
-            <w:u w:val="single"/>
-          </w:rPr>
-          <w:t>فيلبي 4:15–19</w:t>
-        </w:r>
-      </w:hyperlink>
+      <w:r>
+        <w:rPr>
+          <w:rtl/>
+          <w:cs/>
+          <w:lang w:val="ar_AE" w:bidi="ar_AE"/>
+        </w:rPr>
+        <w:t>فيلبي 4:15–19</w:t>
+      </w:r>
       <w:r>
         <w:rPr>
           <w:rtl/>
@@ -1342,20 +1234,14 @@
         </w:rPr>
         <w:t xml:space="preserve">كَتَبْتُ إِلَى الْكَنِيسَةِ بخصوص هذا الأمر: قد يشير ذلك إلى 1 يوحنا أو إلى رسالة مفقودة الآن. • دِيُوتْرِيفِسَ كان مليئًا بالكبرياء والاعتداد بالذات (قارن </w:t>
       </w:r>
-      <w:hyperlink r:id="rId31">
-        <w:r>
-          <w:rPr>
-            <w:rtl/>
-            <w:cs/>
-            <w:lang w:val="ar_AE" w:bidi="ar_AE"/>
-          </w:rPr>
-          <w:rPr>
-            <w:color w:val="0000EE"/>
-            <w:u w:val="single"/>
-          </w:rPr>
-          <w:t>1 تيموثاوس 3:6</w:t>
-        </w:r>
-      </w:hyperlink>
+      <w:r>
+        <w:rPr>
+          <w:rtl/>
+          <w:cs/>
+          <w:lang w:val="ar_AE" w:bidi="ar_AE"/>
+        </w:rPr>
+        <w:t>1 تيموثاوس 3:6</w:t>
+      </w:r>
       <w:r>
         <w:rPr>
           <w:rtl/>
@@ -1364,20 +1250,14 @@
         </w:rPr>
         <w:t xml:space="preserve">)، مدفوعًا بالطموح الأناني. • لاَ يَقْبَلُنَا: كان هذا الانشقاق إحدى القضايا الرئيسية التي تناولها يوحنا في 1 يوحنا (انظر، على سبيل المثال، </w:t>
       </w:r>
-      <w:hyperlink r:id="rId32">
-        <w:r>
-          <w:rPr>
-            <w:rtl/>
-            <w:cs/>
-            <w:lang w:val="ar_AE" w:bidi="ar_AE"/>
-          </w:rPr>
-          <w:rPr>
-            <w:color w:val="0000EE"/>
-            <w:u w:val="single"/>
-          </w:rPr>
-          <w:t>1 يوحنا 2:19</w:t>
-        </w:r>
-      </w:hyperlink>
+      <w:r>
+        <w:rPr>
+          <w:rtl/>
+          <w:cs/>
+          <w:lang w:val="ar_AE" w:bidi="ar_AE"/>
+        </w:rPr>
+        <w:t>1 يوحنا 2:19</w:t>
+      </w:r>
       <w:r>
         <w:rPr>
           <w:rtl/>
@@ -1386,20 +1266,14 @@
         </w:rPr>
         <w:t xml:space="preserve">; </w:t>
       </w:r>
-      <w:hyperlink r:id="rId33">
-        <w:r>
-          <w:rPr>
-            <w:rtl/>
-            <w:cs/>
-            <w:lang w:val="ar_AE" w:bidi="ar_AE"/>
-          </w:rPr>
-          <w:rPr>
-            <w:color w:val="0000EE"/>
-            <w:u w:val="single"/>
-          </w:rPr>
-          <w:t>4:5–6</w:t>
-        </w:r>
-      </w:hyperlink>
+      <w:r>
+        <w:rPr>
+          <w:rtl/>
+          <w:cs/>
+          <w:lang w:val="ar_AE" w:bidi="ar_AE"/>
+        </w:rPr>
+        <w:t>4:5–6</w:t>
+      </w:r>
       <w:r>
         <w:rPr>
           <w:rtl/>
@@ -1542,20 +1416,14 @@
         </w:rPr>
         <w:t>وَمَنْ يَصْنَعُ الشَّرَّ: أُدين ديوتريفس لإخفاقه في العيش وفقًا لوصية المحبة المسيحية (</w:t>
       </w:r>
-      <w:hyperlink r:id="rId34">
-        <w:r>
-          <w:rPr>
-            <w:rtl/>
-            <w:cs/>
-            <w:lang w:val="ar_AE" w:bidi="ar_AE"/>
-          </w:rPr>
-          <w:rPr>
-            <w:color w:val="0000EE"/>
-            <w:u w:val="single"/>
-          </w:rPr>
-          <w:t>1 يو 3:10–14</w:t>
-        </w:r>
-      </w:hyperlink>
+      <w:r>
+        <w:rPr>
+          <w:rtl/>
+          <w:cs/>
+          <w:lang w:val="ar_AE" w:bidi="ar_AE"/>
+        </w:rPr>
+        <w:t>1 يو 3:10–14</w:t>
+      </w:r>
       <w:r>
         <w:rPr>
           <w:rtl/>
@@ -1631,20 +1499,14 @@
         </w:rPr>
         <w:t>كان ديمتريوس على النقيض تمامًا من ديوتريفس، حيث كان مثالًا بارزًا لمن يعرف الحق ويحيا بمقتضاه (</w:t>
       </w:r>
-      <w:hyperlink r:id="rId23">
-        <w:r>
-          <w:rPr>
-            <w:rtl/>
-            <w:cs/>
-            <w:lang w:val="ar_AE" w:bidi="ar_AE"/>
-          </w:rPr>
-          <w:rPr>
-            <w:color w:val="0000EE"/>
-            <w:u w:val="single"/>
-          </w:rPr>
-          <w:t>1:3</w:t>
-        </w:r>
-      </w:hyperlink>
+      <w:r>
+        <w:rPr>
+          <w:rtl/>
+          <w:cs/>
+          <w:lang w:val="ar_AE" w:bidi="ar_AE"/>
+        </w:rPr>
+        <w:t>1:3</w:t>
+      </w:r>
       <w:r>
         <w:rPr>
           <w:rtl/>
@@ -1653,20 +1515,14 @@
         </w:rPr>
         <w:t xml:space="preserve">). ويشير وضع اسم ديمتريوس في نهاية الرسالة إلى أنه كان الشخص الذي حمل رسالة يوحنا إلى غايس (قارن </w:t>
       </w:r>
-      <w:hyperlink r:id="rId35">
-        <w:r>
-          <w:rPr>
-            <w:rtl/>
-            <w:cs/>
-            <w:lang w:val="ar_AE" w:bidi="ar_AE"/>
-          </w:rPr>
-          <w:rPr>
-            <w:color w:val="0000EE"/>
-            <w:u w:val="single"/>
-          </w:rPr>
-          <w:t>كولوسي 4:7–9</w:t>
-        </w:r>
-      </w:hyperlink>
+      <w:r>
+        <w:rPr>
+          <w:rtl/>
+          <w:cs/>
+          <w:lang w:val="ar_AE" w:bidi="ar_AE"/>
+        </w:rPr>
+        <w:t>كولوسي 4:7–9</w:t>
+      </w:r>
       <w:r>
         <w:rPr>
           <w:rtl/>
@@ -1675,20 +1531,14 @@
         </w:rPr>
         <w:t xml:space="preserve">; </w:t>
       </w:r>
-      <w:hyperlink r:id="rId36">
-        <w:r>
-          <w:rPr>
-            <w:rtl/>
-            <w:cs/>
-            <w:lang w:val="ar_AE" w:bidi="ar_AE"/>
-          </w:rPr>
-          <w:rPr>
-            <w:color w:val="0000EE"/>
-            <w:u w:val="single"/>
-          </w:rPr>
-          <w:t>1 بطرس 5:12</w:t>
-        </w:r>
-      </w:hyperlink>
+      <w:r>
+        <w:rPr>
+          <w:rtl/>
+          <w:cs/>
+          <w:lang w:val="ar_AE" w:bidi="ar_AE"/>
+        </w:rPr>
+        <w:t>1 بطرس 5:12</w:t>
+      </w:r>
       <w:r>
         <w:rPr>
           <w:rtl/>
@@ -1781,20 +1631,14 @@
         </w:rPr>
         <w:t xml:space="preserve">): في العصور القديمة، كانت الكتابة تتم عادةً باستخدام قلم مصنوع من القصب وحبر الكربون الأسود (انظر أيضًا </w:t>
       </w:r>
-      <w:hyperlink r:id="rId37">
-        <w:r>
-          <w:rPr>
-            <w:rtl/>
-            <w:cs/>
-            <w:lang w:val="ar_AE" w:bidi="ar_AE"/>
-          </w:rPr>
-          <w:rPr>
-            <w:color w:val="0000EE"/>
-            <w:u w:val="single"/>
-          </w:rPr>
-          <w:t>2 يوحنا 1:12</w:t>
-        </w:r>
-      </w:hyperlink>
+      <w:r>
+        <w:rPr>
+          <w:rtl/>
+          <w:cs/>
+          <w:lang w:val="ar_AE" w:bidi="ar_AE"/>
+        </w:rPr>
+        <w:t>2 يوحنا 1:12</w:t>
+      </w:r>
       <w:r>
         <w:rPr>
           <w:rtl/>
@@ -1954,20 +1798,14 @@
         </w:rPr>
         <w:t xml:space="preserve"> انظر أيضًا </w:t>
       </w:r>
-      <w:hyperlink r:id="rId37">
-        <w:r>
-          <w:rPr>
-            <w:rtl/>
-            <w:cs/>
-            <w:lang w:val="ar_AE" w:bidi="ar_AE"/>
-          </w:rPr>
-          <w:rPr>
-            <w:color w:val="0000EE"/>
-            <w:u w:val="single"/>
-          </w:rPr>
-          <w:t>2 يوحنا 1:12</w:t>
-        </w:r>
-      </w:hyperlink>
+      <w:r>
+        <w:rPr>
+          <w:rtl/>
+          <w:cs/>
+          <w:lang w:val="ar_AE" w:bidi="ar_AE"/>
+        </w:rPr>
+        <w:t>2 يوحنا 1:12</w:t>
+      </w:r>
       <w:r>
         <w:rPr>
           <w:rtl/>
@@ -2043,20 +1881,14 @@
         </w:rPr>
         <w:t>يختتم يوحنّا رسالته بودَاعِه وتحياته للآخرين. • سَلاَمٌ لَكَ: كانت هذه تحية تقليدية بين اليهود (</w:t>
       </w:r>
-      <w:hyperlink r:id="rId38">
-        <w:r>
-          <w:rPr>
-            <w:rtl/>
-            <w:cs/>
-            <w:lang w:val="ar_AE" w:bidi="ar_AE"/>
-          </w:rPr>
-          <w:rPr>
-            <w:color w:val="0000EE"/>
-            <w:u w:val="single"/>
-          </w:rPr>
-          <w:t>متى 10:12</w:t>
-        </w:r>
-      </w:hyperlink>
+      <w:r>
+        <w:rPr>
+          <w:rtl/>
+          <w:cs/>
+          <w:lang w:val="ar_AE" w:bidi="ar_AE"/>
+        </w:rPr>
+        <w:t>متى 10:12</w:t>
+      </w:r>
       <w:r>
         <w:rPr>
           <w:rtl/>
@@ -2065,20 +1897,14 @@
         </w:rPr>
         <w:t xml:space="preserve">; </w:t>
       </w:r>
-      <w:hyperlink r:id="rId39">
-        <w:r>
-          <w:rPr>
-            <w:rtl/>
-            <w:cs/>
-            <w:lang w:val="ar_AE" w:bidi="ar_AE"/>
-          </w:rPr>
-          <w:rPr>
-            <w:color w:val="0000EE"/>
-            <w:u w:val="single"/>
-          </w:rPr>
-          <w:t>لوقا 10:5–6</w:t>
-        </w:r>
-      </w:hyperlink>
+      <w:r>
+        <w:rPr>
+          <w:rtl/>
+          <w:cs/>
+          <w:lang w:val="ar_AE" w:bidi="ar_AE"/>
+        </w:rPr>
+        <w:t>لوقا 10:5–6</w:t>
+      </w:r>
       <w:r>
         <w:rPr>
           <w:rtl/>
@@ -2087,20 +1913,14 @@
         </w:rPr>
         <w:t>)، والتي أصبحت ذات أهمية متزايدة للمسيحيين لأن يسوع استخدمها بعد قيامته (</w:t>
       </w:r>
-      <w:hyperlink r:id="rId40">
-        <w:r>
-          <w:rPr>
-            <w:rtl/>
-            <w:cs/>
-            <w:lang w:val="ar_AE" w:bidi="ar_AE"/>
-          </w:rPr>
-          <w:rPr>
-            <w:color w:val="0000EE"/>
-            <w:u w:val="single"/>
-          </w:rPr>
-          <w:t>يوحنّا 20:19–21</w:t>
-        </w:r>
-      </w:hyperlink>
+      <w:r>
+        <w:rPr>
+          <w:rtl/>
+          <w:cs/>
+          <w:lang w:val="ar_AE" w:bidi="ar_AE"/>
+        </w:rPr>
+        <w:t>يوحنّا 20:19–21</w:t>
+      </w:r>
       <w:r>
         <w:rPr>
           <w:rtl/>
@@ -2109,20 +1929,14 @@
         </w:rPr>
         <w:t xml:space="preserve">, </w:t>
       </w:r>
-      <w:hyperlink r:id="rId41">
-        <w:r>
-          <w:rPr>
-            <w:rtl/>
-            <w:cs/>
-            <w:lang w:val="ar_AE" w:bidi="ar_AE"/>
-          </w:rPr>
-          <w:rPr>
-            <w:color w:val="0000EE"/>
-            <w:u w:val="single"/>
-          </w:rPr>
-          <w:t>26</w:t>
-        </w:r>
-      </w:hyperlink>
+      <w:r>
+        <w:rPr>
+          <w:rtl/>
+          <w:cs/>
+          <w:lang w:val="ar_AE" w:bidi="ar_AE"/>
+        </w:rPr>
+        <w:t>26</w:t>
+      </w:r>
       <w:r>
         <w:rPr>
           <w:rtl/>
@@ -2148,20 +1962,14 @@
         </w:rPr>
         <w:t xml:space="preserve">): كان على غايس أن يحيي الأصدقاء - أي أولئك الذين يقبلون الإنجيل الرسولي ويعيشون وفقًا للحق (قارن </w:t>
       </w:r>
-      <w:hyperlink r:id="rId42">
-        <w:r>
-          <w:rPr>
-            <w:rtl/>
-            <w:cs/>
-            <w:lang w:val="ar_AE" w:bidi="ar_AE"/>
-          </w:rPr>
-          <w:rPr>
-            <w:color w:val="0000EE"/>
-            <w:u w:val="single"/>
-          </w:rPr>
-          <w:t>3 يوحنا 1:3–4</w:t>
-        </w:r>
-      </w:hyperlink>
+      <w:r>
+        <w:rPr>
+          <w:rtl/>
+          <w:cs/>
+          <w:lang w:val="ar_AE" w:bidi="ar_AE"/>
+        </w:rPr>
+        <w:t>3 يوحنا 1:3–4</w:t>
+      </w:r>
       <w:r>
         <w:rPr>
           <w:rtl/>
